--- a/doc/Apresentacao.docx
+++ b/doc/Apresentacao.docx
@@ -12,6 +12,44 @@
       </w:pPr>
       <w:r>
         <w:rPr/>
+        <w:t>Prova de Desempenho</w:t>
+      </w:r>
+    </w:p>
+    <w:p>
+      <w:pPr>
+        <w:pStyle w:val="Title"/>
+        <w:bidi w:val="0"/>
+        <w:spacing w:before="240" w:after="120"/>
+        <w:jc w:val="center"/>
+        <w:rPr/>
+      </w:pPr>
+      <w:r>
+        <w:rPr/>
+        <w:t>Fagner Zanata</w:t>
+      </w:r>
+    </w:p>
+    <w:p>
+      <w:pPr>
+        <w:pStyle w:val="Title"/>
+        <w:bidi w:val="0"/>
+        <w:spacing w:before="240" w:after="120"/>
+        <w:jc w:val="center"/>
+        <w:rPr/>
+      </w:pPr>
+      <w:r>
+        <w:rPr/>
+      </w:r>
+    </w:p>
+    <w:p>
+      <w:pPr>
+        <w:pStyle w:val="Title"/>
+        <w:bidi w:val="0"/>
+        <w:spacing w:before="240" w:after="120"/>
+        <w:jc w:val="center"/>
+        <w:rPr/>
+      </w:pPr>
+      <w:r>
+        <w:rPr/>
         <w:t>Desenvolvimento Android  Componentes De Texto e Botões</w:t>
       </w:r>
     </w:p>
@@ -68,554 +106,530 @@
         <w:pStyle w:val="Normal"/>
         <w:numPr>
           <w:ilvl w:val="0"/>
+          <w:numId w:val="3"/>
+        </w:numPr>
+        <w:bidi w:val="0"/>
+        <w:jc w:val="left"/>
+        <w:rPr>
+          <w:b w:val="false"/>
+          <w:b w:val="false"/>
+          <w:bCs w:val="false"/>
+        </w:rPr>
+      </w:pPr>
+      <w:r>
+        <w:rPr>
+          <w:b w:val="false"/>
+          <w:bCs w:val="false"/>
+        </w:rPr>
+        <w:t>Conceitos básicos do Android Studio</w:t>
+      </w:r>
+    </w:p>
+    <w:p>
+      <w:pPr>
+        <w:pStyle w:val="Normal"/>
+        <w:numPr>
+          <w:ilvl w:val="0"/>
+          <w:numId w:val="3"/>
+        </w:numPr>
+        <w:bidi w:val="0"/>
+        <w:jc w:val="left"/>
+        <w:rPr>
+          <w:b w:val="false"/>
+          <w:b w:val="false"/>
+          <w:bCs w:val="false"/>
+        </w:rPr>
+      </w:pPr>
+      <w:r>
+        <w:rPr>
+          <w:b w:val="false"/>
+          <w:bCs w:val="false"/>
+        </w:rPr>
+        <w:t>Pré-requisitos para a aula</w:t>
+      </w:r>
+    </w:p>
+    <w:p>
+      <w:pPr>
+        <w:pStyle w:val="Normal"/>
+        <w:numPr>
+          <w:ilvl w:val="0"/>
+          <w:numId w:val="3"/>
+        </w:numPr>
+        <w:bidi w:val="0"/>
+        <w:jc w:val="left"/>
+        <w:rPr>
+          <w:b w:val="false"/>
+          <w:b w:val="false"/>
+          <w:bCs w:val="false"/>
+        </w:rPr>
+      </w:pPr>
+      <w:r>
+        <w:rPr>
+          <w:b w:val="false"/>
+          <w:bCs w:val="false"/>
+        </w:rPr>
+        <w:t>Componentes De Texto</w:t>
+      </w:r>
+    </w:p>
+    <w:p>
+      <w:pPr>
+        <w:pStyle w:val="Normal"/>
+        <w:numPr>
+          <w:ilvl w:val="1"/>
+          <w:numId w:val="3"/>
+        </w:numPr>
+        <w:bidi w:val="0"/>
+        <w:jc w:val="left"/>
+        <w:rPr>
+          <w:b w:val="false"/>
+          <w:b w:val="false"/>
+          <w:bCs w:val="false"/>
+        </w:rPr>
+      </w:pPr>
+      <w:r>
+        <w:rPr>
+          <w:b w:val="false"/>
+          <w:bCs w:val="false"/>
+        </w:rPr>
+        <w:t>TextView</w:t>
+      </w:r>
+    </w:p>
+    <w:p>
+      <w:pPr>
+        <w:pStyle w:val="Normal"/>
+        <w:numPr>
+          <w:ilvl w:val="1"/>
+          <w:numId w:val="3"/>
+        </w:numPr>
+        <w:bidi w:val="0"/>
+        <w:jc w:val="left"/>
+        <w:rPr>
+          <w:b w:val="false"/>
+          <w:b w:val="false"/>
+          <w:bCs w:val="false"/>
+        </w:rPr>
+      </w:pPr>
+      <w:r>
+        <w:rPr>
+          <w:b w:val="false"/>
+          <w:bCs w:val="false"/>
+        </w:rPr>
+        <w:t>Edit Text</w:t>
+      </w:r>
+    </w:p>
+    <w:p>
+      <w:pPr>
+        <w:pStyle w:val="Normal"/>
+        <w:numPr>
+          <w:ilvl w:val="2"/>
+          <w:numId w:val="3"/>
+        </w:numPr>
+        <w:bidi w:val="0"/>
+        <w:jc w:val="left"/>
+        <w:rPr>
+          <w:b w:val="false"/>
+          <w:b w:val="false"/>
+          <w:bCs w:val="false"/>
+        </w:rPr>
+      </w:pPr>
+      <w:r>
+        <w:rPr>
+          <w:b w:val="false"/>
+          <w:bCs w:val="false"/>
+        </w:rPr>
+        <w:t>Password</w:t>
+      </w:r>
+    </w:p>
+    <w:p>
+      <w:pPr>
+        <w:pStyle w:val="Normal"/>
+        <w:numPr>
+          <w:ilvl w:val="2"/>
+          <w:numId w:val="3"/>
+        </w:numPr>
+        <w:bidi w:val="0"/>
+        <w:jc w:val="left"/>
+        <w:rPr>
+          <w:b w:val="false"/>
+          <w:b w:val="false"/>
+          <w:bCs w:val="false"/>
+        </w:rPr>
+      </w:pPr>
+      <w:r>
+        <w:rPr>
+          <w:b w:val="false"/>
+          <w:bCs w:val="false"/>
+        </w:rPr>
+        <w:t>E-mail</w:t>
+      </w:r>
+    </w:p>
+    <w:p>
+      <w:pPr>
+        <w:pStyle w:val="Normal"/>
+        <w:numPr>
+          <w:ilvl w:val="2"/>
+          <w:numId w:val="3"/>
+        </w:numPr>
+        <w:bidi w:val="0"/>
+        <w:jc w:val="left"/>
+        <w:rPr>
+          <w:b w:val="false"/>
+          <w:b w:val="false"/>
+          <w:bCs w:val="false"/>
+        </w:rPr>
+      </w:pPr>
+      <w:r>
+        <w:rPr>
+          <w:b w:val="false"/>
+          <w:bCs w:val="false"/>
+        </w:rPr>
+        <w:t>Phone</w:t>
+      </w:r>
+    </w:p>
+    <w:p>
+      <w:pPr>
+        <w:pStyle w:val="Normal"/>
+        <w:numPr>
+          <w:ilvl w:val="2"/>
+          <w:numId w:val="3"/>
+        </w:numPr>
+        <w:bidi w:val="0"/>
+        <w:jc w:val="left"/>
+        <w:rPr>
+          <w:b w:val="false"/>
+          <w:b w:val="false"/>
+          <w:bCs w:val="false"/>
+        </w:rPr>
+      </w:pPr>
+      <w:r>
+        <w:rPr>
+          <w:b w:val="false"/>
+          <w:bCs w:val="false"/>
+        </w:rPr>
+        <w:t>Postal Address</w:t>
+      </w:r>
+    </w:p>
+    <w:p>
+      <w:pPr>
+        <w:pStyle w:val="Normal"/>
+        <w:numPr>
+          <w:ilvl w:val="2"/>
+          <w:numId w:val="3"/>
+        </w:numPr>
+        <w:bidi w:val="0"/>
+        <w:jc w:val="left"/>
+        <w:rPr>
+          <w:b w:val="false"/>
+          <w:b w:val="false"/>
+          <w:bCs w:val="false"/>
+        </w:rPr>
+      </w:pPr>
+      <w:r>
+        <w:rPr>
+          <w:b w:val="false"/>
+          <w:bCs w:val="false"/>
+        </w:rPr>
+        <w:t>Number</w:t>
+      </w:r>
+    </w:p>
+    <w:p>
+      <w:pPr>
+        <w:pStyle w:val="Normal"/>
+        <w:numPr>
+          <w:ilvl w:val="1"/>
+          <w:numId w:val="3"/>
+        </w:numPr>
+        <w:bidi w:val="0"/>
+        <w:jc w:val="left"/>
+        <w:rPr>
+          <w:b w:val="false"/>
+          <w:b w:val="false"/>
+          <w:bCs w:val="false"/>
+        </w:rPr>
+      </w:pPr>
+      <w:bookmarkStart w:id="0" w:name="__DdeLink__8_4144194624"/>
+      <w:r>
+        <w:rPr>
+          <w:b w:val="false"/>
+          <w:bCs w:val="false"/>
+        </w:rPr>
+        <w:t>AutoCompleteTextView</w:t>
+      </w:r>
+      <w:bookmarkEnd w:id="0"/>
+    </w:p>
+    <w:p>
+      <w:pPr>
+        <w:pStyle w:val="Normal"/>
+        <w:numPr>
+          <w:ilvl w:val="0"/>
+          <w:numId w:val="3"/>
+        </w:numPr>
+        <w:bidi w:val="0"/>
+        <w:jc w:val="left"/>
+        <w:rPr>
+          <w:b w:val="false"/>
+          <w:b w:val="false"/>
+          <w:bCs w:val="false"/>
+        </w:rPr>
+      </w:pPr>
+      <w:r>
+        <w:rPr>
+          <w:b w:val="false"/>
+          <w:bCs w:val="false"/>
+        </w:rPr>
+        <w:t>Componentes de Botões</w:t>
+      </w:r>
+    </w:p>
+    <w:p>
+      <w:pPr>
+        <w:pStyle w:val="Normal"/>
+        <w:numPr>
+          <w:ilvl w:val="0"/>
+          <w:numId w:val="3"/>
+        </w:numPr>
+        <w:bidi w:val="0"/>
+        <w:jc w:val="left"/>
+        <w:rPr>
+          <w:b w:val="false"/>
+          <w:b w:val="false"/>
+          <w:bCs w:val="false"/>
+        </w:rPr>
+      </w:pPr>
+      <w:r>
+        <w:rPr>
+          <w:b w:val="false"/>
+          <w:bCs w:val="false"/>
+        </w:rPr>
+        <w:t>Comparação com HTML</w:t>
+      </w:r>
+    </w:p>
+    <w:p>
+      <w:pPr>
+        <w:pStyle w:val="Normal"/>
+        <w:numPr>
+          <w:ilvl w:val="0"/>
+          <w:numId w:val="3"/>
+        </w:numPr>
+        <w:bidi w:val="0"/>
+        <w:jc w:val="left"/>
+        <w:rPr>
+          <w:b w:val="false"/>
+          <w:b w:val="false"/>
+          <w:bCs w:val="false"/>
+        </w:rPr>
+      </w:pPr>
+      <w:r>
+        <w:rPr>
+          <w:b w:val="false"/>
+          <w:bCs w:val="false"/>
+        </w:rPr>
+        <w:t>Estudos Sugeridos</w:t>
+      </w:r>
+    </w:p>
+    <w:p>
+      <w:pPr>
+        <w:pStyle w:val="Normal"/>
+        <w:numPr>
+          <w:ilvl w:val="0"/>
+          <w:numId w:val="3"/>
+        </w:numPr>
+        <w:bidi w:val="0"/>
+        <w:jc w:val="left"/>
+        <w:rPr>
+          <w:b w:val="false"/>
+          <w:b w:val="false"/>
+          <w:bCs w:val="false"/>
+        </w:rPr>
+      </w:pPr>
+      <w:r>
+        <w:rPr>
+          <w:b w:val="false"/>
+          <w:bCs w:val="false"/>
+        </w:rPr>
+        <w:t>Avaliação</w:t>
+      </w:r>
+    </w:p>
+    <w:p>
+      <w:pPr>
+        <w:pStyle w:val="Normal"/>
+        <w:numPr>
+          <w:ilvl w:val="0"/>
+          <w:numId w:val="3"/>
+        </w:numPr>
+        <w:bidi w:val="0"/>
+        <w:jc w:val="left"/>
+        <w:rPr>
+          <w:b w:val="false"/>
+          <w:b w:val="false"/>
+          <w:bCs w:val="false"/>
+        </w:rPr>
+      </w:pPr>
+      <w:r>
+        <w:rPr>
+          <w:b w:val="false"/>
+          <w:bCs w:val="false"/>
+        </w:rPr>
+        <w:t>Bibliografia</w:t>
+      </w:r>
+    </w:p>
+    <w:p>
+      <w:pPr>
+        <w:pStyle w:val="Normal"/>
+        <w:bidi w:val="0"/>
+        <w:jc w:val="left"/>
+        <w:rPr>
+          <w:b/>
+          <w:b/>
+          <w:bCs/>
+        </w:rPr>
+      </w:pPr>
+      <w:r>
+        <w:rPr>
+          <w:b/>
+          <w:bCs/>
+        </w:rPr>
+      </w:r>
+    </w:p>
+    <w:p>
+      <w:pPr>
+        <w:pStyle w:val="Normal"/>
+        <w:bidi w:val="0"/>
+        <w:jc w:val="left"/>
+        <w:rPr/>
+      </w:pPr>
+      <w:r>
+        <w:rPr/>
+      </w:r>
+    </w:p>
+    <w:p>
+      <w:pPr>
+        <w:pStyle w:val="Normal"/>
+        <w:bidi w:val="0"/>
+        <w:jc w:val="left"/>
+        <w:rPr>
+          <w:b/>
+          <w:b/>
+          <w:bCs/>
+        </w:rPr>
+      </w:pPr>
+      <w:r>
+        <w:rPr>
+          <w:b/>
+          <w:bCs/>
+        </w:rPr>
+      </w:r>
+    </w:p>
+    <w:p>
+      <w:pPr>
+        <w:pStyle w:val="Normal"/>
+        <w:bidi w:val="0"/>
+        <w:jc w:val="left"/>
+        <w:rPr/>
+      </w:pPr>
+      <w:r>
+        <w:rPr/>
+      </w:r>
+      <w:r>
+        <w:br w:type="page"/>
+      </w:r>
+    </w:p>
+    <w:p>
+      <w:pPr>
+        <w:pStyle w:val="Heading1"/>
+        <w:numPr>
+          <w:ilvl w:val="0"/>
           <w:numId w:val="2"/>
         </w:numPr>
         <w:bidi w:val="0"/>
         <w:jc w:val="left"/>
-        <w:rPr>
-          <w:b w:val="false"/>
-          <w:b w:val="false"/>
-          <w:bCs w:val="false"/>
-        </w:rPr>
-      </w:pPr>
-      <w:r>
-        <w:rPr>
-          <w:b w:val="false"/>
-          <w:bCs w:val="false"/>
-        </w:rPr>
-        <w:t xml:space="preserve">Conceitos básicos </w:t>
-      </w:r>
-      <w:r>
-        <w:rPr>
-          <w:b w:val="false"/>
-          <w:bCs w:val="false"/>
-        </w:rPr>
-        <w:t>do Android Studio</w:t>
-      </w:r>
-    </w:p>
-    <w:p>
-      <w:pPr>
-        <w:pStyle w:val="Normal"/>
+        <w:rPr/>
+      </w:pPr>
+      <w:r>
+        <w:rPr/>
+        <w:t>Conceitos basicos do Android Studio</w:t>
+      </w:r>
+    </w:p>
+    <w:p>
+      <w:pPr>
+        <w:pStyle w:val="Normal"/>
+        <w:numPr>
+          <w:ilvl w:val="0"/>
+          <w:numId w:val="6"/>
+        </w:numPr>
+        <w:bidi w:val="0"/>
+        <w:jc w:val="left"/>
+        <w:rPr/>
+      </w:pPr>
+      <w:r>
+        <w:rPr/>
+        <w:t>Como interagir com o Android Studio</w:t>
+      </w:r>
+    </w:p>
+    <w:p>
+      <w:pPr>
+        <w:pStyle w:val="Normal"/>
+        <w:numPr>
+          <w:ilvl w:val="0"/>
+          <w:numId w:val="6"/>
+        </w:numPr>
+        <w:bidi w:val="0"/>
+        <w:jc w:val="left"/>
+        <w:rPr/>
+      </w:pPr>
+      <w:r>
+        <w:rPr/>
+        <w:t>Orientação da Tela – Linear, Constraint</w:t>
+      </w:r>
+    </w:p>
+    <w:p>
+      <w:pPr>
+        <w:pStyle w:val="Normal"/>
+        <w:numPr>
+          <w:ilvl w:val="0"/>
+          <w:numId w:val="6"/>
+        </w:numPr>
+        <w:bidi w:val="0"/>
+        <w:jc w:val="left"/>
+        <w:rPr/>
+      </w:pPr>
+      <w:r>
+        <w:rPr/>
+        <w:t>Drag &amp; Drop</w:t>
+      </w:r>
+    </w:p>
+    <w:p>
+      <w:pPr>
+        <w:pStyle w:val="Normal"/>
+        <w:numPr>
+          <w:ilvl w:val="0"/>
+          <w:numId w:val="6"/>
+        </w:numPr>
+        <w:bidi w:val="0"/>
+        <w:jc w:val="left"/>
+        <w:rPr/>
+      </w:pPr>
+      <w:r>
+        <w:rPr/>
+        <w:t>Eventos</w:t>
+      </w:r>
+    </w:p>
+    <w:p>
+      <w:pPr>
+        <w:pStyle w:val="Normal"/>
+        <w:bidi w:val="0"/>
+        <w:jc w:val="left"/>
+        <w:rPr/>
+      </w:pPr>
+      <w:r>
+        <w:rPr/>
+      </w:r>
+    </w:p>
+    <w:p>
+      <w:pPr>
+        <w:pStyle w:val="Heading1"/>
         <w:numPr>
           <w:ilvl w:val="0"/>
           <w:numId w:val="2"/>
         </w:numPr>
-        <w:bidi w:val="0"/>
-        <w:jc w:val="left"/>
-        <w:rPr>
-          <w:b w:val="false"/>
-          <w:b w:val="false"/>
-          <w:bCs w:val="false"/>
-        </w:rPr>
-      </w:pPr>
-      <w:r>
-        <w:rPr>
-          <w:b w:val="false"/>
-          <w:bCs w:val="false"/>
-        </w:rPr>
-        <w:t>Pré-requisitos para a aula</w:t>
-      </w:r>
-    </w:p>
-    <w:p>
-      <w:pPr>
-        <w:pStyle w:val="Normal"/>
-        <w:numPr>
-          <w:ilvl w:val="0"/>
-          <w:numId w:val="2"/>
-        </w:numPr>
-        <w:bidi w:val="0"/>
-        <w:jc w:val="left"/>
-        <w:rPr>
-          <w:b w:val="false"/>
-          <w:b w:val="false"/>
-          <w:bCs w:val="false"/>
-        </w:rPr>
-      </w:pPr>
-      <w:r>
-        <w:rPr>
-          <w:b w:val="false"/>
-          <w:bCs w:val="false"/>
-        </w:rPr>
-        <w:t>C</w:t>
-      </w:r>
-      <w:r>
-        <w:rPr>
-          <w:b w:val="false"/>
-          <w:bCs w:val="false"/>
-        </w:rPr>
-        <w:t xml:space="preserve">omponentes </w:t>
-      </w:r>
-      <w:r>
-        <w:rPr>
-          <w:b w:val="false"/>
-          <w:bCs w:val="false"/>
-        </w:rPr>
-        <w:t>De Texto</w:t>
-      </w:r>
-    </w:p>
-    <w:p>
-      <w:pPr>
-        <w:pStyle w:val="Normal"/>
-        <w:numPr>
-          <w:ilvl w:val="1"/>
-          <w:numId w:val="2"/>
-        </w:numPr>
-        <w:bidi w:val="0"/>
-        <w:jc w:val="left"/>
-        <w:rPr>
-          <w:b w:val="false"/>
-          <w:b w:val="false"/>
-          <w:bCs w:val="false"/>
-        </w:rPr>
-      </w:pPr>
-      <w:r>
-        <w:rPr>
-          <w:b w:val="false"/>
-          <w:bCs w:val="false"/>
-        </w:rPr>
-        <w:t>TextView</w:t>
-      </w:r>
-    </w:p>
-    <w:p>
-      <w:pPr>
-        <w:pStyle w:val="Normal"/>
-        <w:numPr>
-          <w:ilvl w:val="1"/>
-          <w:numId w:val="2"/>
-        </w:numPr>
-        <w:bidi w:val="0"/>
-        <w:jc w:val="left"/>
-        <w:rPr>
-          <w:b w:val="false"/>
-          <w:b w:val="false"/>
-          <w:bCs w:val="false"/>
-        </w:rPr>
-      </w:pPr>
-      <w:r>
-        <w:rPr>
-          <w:b w:val="false"/>
-          <w:bCs w:val="false"/>
-        </w:rPr>
-        <w:t>Edit</w:t>
-      </w:r>
-      <w:r>
-        <w:rPr>
-          <w:b w:val="false"/>
-          <w:bCs w:val="false"/>
-        </w:rPr>
-        <w:t xml:space="preserve"> Text</w:t>
-      </w:r>
-    </w:p>
-    <w:p>
-      <w:pPr>
-        <w:pStyle w:val="Normal"/>
-        <w:numPr>
-          <w:ilvl w:val="2"/>
-          <w:numId w:val="2"/>
-        </w:numPr>
-        <w:bidi w:val="0"/>
-        <w:jc w:val="left"/>
-        <w:rPr>
-          <w:b w:val="false"/>
-          <w:b w:val="false"/>
-          <w:bCs w:val="false"/>
-        </w:rPr>
-      </w:pPr>
-      <w:r>
-        <w:rPr>
-          <w:b w:val="false"/>
-          <w:bCs w:val="false"/>
-        </w:rPr>
-        <w:t>Password</w:t>
-      </w:r>
-    </w:p>
-    <w:p>
-      <w:pPr>
-        <w:pStyle w:val="Normal"/>
-        <w:numPr>
-          <w:ilvl w:val="2"/>
-          <w:numId w:val="2"/>
-        </w:numPr>
-        <w:bidi w:val="0"/>
-        <w:jc w:val="left"/>
-        <w:rPr>
-          <w:b w:val="false"/>
-          <w:b w:val="false"/>
-          <w:bCs w:val="false"/>
-        </w:rPr>
-      </w:pPr>
-      <w:r>
-        <w:rPr>
-          <w:b w:val="false"/>
-          <w:bCs w:val="false"/>
-        </w:rPr>
-        <w:t>E-mail</w:t>
-      </w:r>
-    </w:p>
-    <w:p>
-      <w:pPr>
-        <w:pStyle w:val="Normal"/>
-        <w:numPr>
-          <w:ilvl w:val="2"/>
-          <w:numId w:val="2"/>
-        </w:numPr>
-        <w:bidi w:val="0"/>
-        <w:jc w:val="left"/>
-        <w:rPr>
-          <w:b w:val="false"/>
-          <w:b w:val="false"/>
-          <w:bCs w:val="false"/>
-        </w:rPr>
-      </w:pPr>
-      <w:r>
-        <w:rPr>
-          <w:b w:val="false"/>
-          <w:bCs w:val="false"/>
-        </w:rPr>
-        <w:t>Phone</w:t>
-      </w:r>
-    </w:p>
-    <w:p>
-      <w:pPr>
-        <w:pStyle w:val="Normal"/>
-        <w:numPr>
-          <w:ilvl w:val="2"/>
-          <w:numId w:val="2"/>
-        </w:numPr>
-        <w:bidi w:val="0"/>
-        <w:jc w:val="left"/>
-        <w:rPr>
-          <w:b w:val="false"/>
-          <w:b w:val="false"/>
-          <w:bCs w:val="false"/>
-        </w:rPr>
-      </w:pPr>
-      <w:r>
-        <w:rPr>
-          <w:b w:val="false"/>
-          <w:bCs w:val="false"/>
-        </w:rPr>
-        <w:t>Postal Address</w:t>
-      </w:r>
-    </w:p>
-    <w:p>
-      <w:pPr>
-        <w:pStyle w:val="Normal"/>
-        <w:numPr>
-          <w:ilvl w:val="2"/>
-          <w:numId w:val="2"/>
-        </w:numPr>
-        <w:bidi w:val="0"/>
-        <w:jc w:val="left"/>
-        <w:rPr>
-          <w:b w:val="false"/>
-          <w:b w:val="false"/>
-          <w:bCs w:val="false"/>
-        </w:rPr>
-      </w:pPr>
-      <w:r>
-        <w:rPr>
-          <w:b w:val="false"/>
-          <w:bCs w:val="false"/>
-        </w:rPr>
-        <w:t>Number</w:t>
-      </w:r>
-    </w:p>
-    <w:p>
-      <w:pPr>
-        <w:pStyle w:val="Normal"/>
-        <w:numPr>
-          <w:ilvl w:val="1"/>
-          <w:numId w:val="2"/>
-        </w:numPr>
-        <w:bidi w:val="0"/>
-        <w:jc w:val="left"/>
-        <w:rPr>
-          <w:b w:val="false"/>
-          <w:b w:val="false"/>
-          <w:bCs w:val="false"/>
-        </w:rPr>
-      </w:pPr>
-      <w:bookmarkStart w:id="0" w:name="__DdeLink__8_4144194624"/>
-      <w:r>
-        <w:rPr>
-          <w:b w:val="false"/>
-          <w:bCs w:val="false"/>
-        </w:rPr>
-        <w:t>AutoCompleteTextView</w:t>
-      </w:r>
-      <w:bookmarkEnd w:id="0"/>
-    </w:p>
-    <w:p>
-      <w:pPr>
-        <w:pStyle w:val="Normal"/>
-        <w:numPr>
-          <w:ilvl w:val="0"/>
-          <w:numId w:val="2"/>
-        </w:numPr>
-        <w:bidi w:val="0"/>
-        <w:jc w:val="left"/>
-        <w:rPr>
-          <w:b w:val="false"/>
-          <w:b w:val="false"/>
-          <w:bCs w:val="false"/>
-        </w:rPr>
-      </w:pPr>
-      <w:r>
-        <w:rPr>
-          <w:b w:val="false"/>
-          <w:bCs w:val="false"/>
-        </w:rPr>
-        <w:t>Componentes de Botões</w:t>
-      </w:r>
-    </w:p>
-    <w:p>
-      <w:pPr>
-        <w:pStyle w:val="Normal"/>
-        <w:numPr>
-          <w:ilvl w:val="0"/>
-          <w:numId w:val="2"/>
-        </w:numPr>
-        <w:bidi w:val="0"/>
-        <w:jc w:val="left"/>
-        <w:rPr>
-          <w:b w:val="false"/>
-          <w:b w:val="false"/>
-          <w:bCs w:val="false"/>
-        </w:rPr>
-      </w:pPr>
-      <w:r>
-        <w:rPr>
-          <w:b w:val="false"/>
-          <w:bCs w:val="false"/>
-        </w:rPr>
-        <w:t>Comparação com HTML</w:t>
-      </w:r>
-    </w:p>
-    <w:p>
-      <w:pPr>
-        <w:pStyle w:val="Normal"/>
-        <w:numPr>
-          <w:ilvl w:val="0"/>
-          <w:numId w:val="2"/>
-        </w:numPr>
-        <w:bidi w:val="0"/>
-        <w:jc w:val="left"/>
-        <w:rPr>
-          <w:b w:val="false"/>
-          <w:b w:val="false"/>
-          <w:bCs w:val="false"/>
-        </w:rPr>
-      </w:pPr>
-      <w:r>
-        <w:rPr>
-          <w:b w:val="false"/>
-          <w:bCs w:val="false"/>
-        </w:rPr>
-        <w:t>Estudos Sugeridos</w:t>
-      </w:r>
-    </w:p>
-    <w:p>
-      <w:pPr>
-        <w:pStyle w:val="Normal"/>
-        <w:numPr>
-          <w:ilvl w:val="0"/>
-          <w:numId w:val="2"/>
-        </w:numPr>
-        <w:bidi w:val="0"/>
-        <w:jc w:val="left"/>
-        <w:rPr>
-          <w:b w:val="false"/>
-          <w:b w:val="false"/>
-          <w:bCs w:val="false"/>
-        </w:rPr>
-      </w:pPr>
-      <w:r>
-        <w:rPr>
-          <w:b w:val="false"/>
-          <w:bCs w:val="false"/>
-        </w:rPr>
-        <w:t>Avaliação</w:t>
-      </w:r>
-    </w:p>
-    <w:p>
-      <w:pPr>
-        <w:pStyle w:val="Normal"/>
-        <w:numPr>
-          <w:ilvl w:val="0"/>
-          <w:numId w:val="2"/>
-        </w:numPr>
-        <w:bidi w:val="0"/>
-        <w:jc w:val="left"/>
-        <w:rPr>
-          <w:b w:val="false"/>
-          <w:b w:val="false"/>
-          <w:bCs w:val="false"/>
-        </w:rPr>
-      </w:pPr>
-      <w:r>
-        <w:rPr>
-          <w:b w:val="false"/>
-          <w:bCs w:val="false"/>
-        </w:rPr>
-        <w:t>Bibliografia</w:t>
-      </w:r>
-    </w:p>
-    <w:p>
-      <w:pPr>
-        <w:pStyle w:val="Normal"/>
-        <w:bidi w:val="0"/>
-        <w:jc w:val="left"/>
-        <w:rPr>
-          <w:b/>
-          <w:b/>
-          <w:bCs/>
-        </w:rPr>
-      </w:pPr>
-      <w:r>
-        <w:rPr>
-          <w:b/>
-          <w:bCs/>
-        </w:rPr>
-      </w:r>
-    </w:p>
-    <w:p>
-      <w:pPr>
-        <w:pStyle w:val="Normal"/>
-        <w:bidi w:val="0"/>
-        <w:jc w:val="left"/>
-        <w:rPr/>
-      </w:pPr>
-      <w:r>
-        <w:rPr/>
-      </w:r>
-    </w:p>
-    <w:p>
-      <w:pPr>
-        <w:pStyle w:val="Normal"/>
-        <w:bidi w:val="0"/>
-        <w:jc w:val="left"/>
-        <w:rPr>
-          <w:b/>
-          <w:b/>
-          <w:bCs/>
-        </w:rPr>
-      </w:pPr>
-      <w:r>
-        <w:rPr>
-          <w:b/>
-          <w:bCs/>
-        </w:rPr>
-      </w:r>
-    </w:p>
-    <w:p>
-      <w:pPr>
-        <w:pStyle w:val="Normal"/>
-        <w:bidi w:val="0"/>
-        <w:jc w:val="left"/>
-        <w:rPr/>
-      </w:pPr>
-      <w:r>
-        <w:rPr/>
-      </w:r>
-      <w:r>
-        <w:br w:type="page"/>
-      </w:r>
-    </w:p>
-    <w:p>
-      <w:pPr>
-        <w:pStyle w:val="Heading1"/>
-        <w:bidi w:val="0"/>
-        <w:jc w:val="left"/>
-        <w:rPr/>
-      </w:pPr>
-      <w:r>
-        <w:rPr/>
-        <w:t xml:space="preserve">Conceitos basicos </w:t>
-      </w:r>
-      <w:r>
-        <w:rPr/>
-        <w:t>do Android Studio</w:t>
-      </w:r>
-    </w:p>
-    <w:p>
-      <w:pPr>
-        <w:pStyle w:val="Normal"/>
-        <w:numPr>
-          <w:ilvl w:val="0"/>
-          <w:numId w:val="5"/>
-        </w:numPr>
-        <w:bidi w:val="0"/>
-        <w:jc w:val="left"/>
-        <w:rPr/>
-      </w:pPr>
-      <w:r>
-        <w:rPr/>
-        <w:t>Como interagir com o Android Studio</w:t>
-      </w:r>
-    </w:p>
-    <w:p>
-      <w:pPr>
-        <w:pStyle w:val="Normal"/>
-        <w:numPr>
-          <w:ilvl w:val="0"/>
-          <w:numId w:val="5"/>
-        </w:numPr>
-        <w:bidi w:val="0"/>
-        <w:jc w:val="left"/>
-        <w:rPr/>
-      </w:pPr>
-      <w:r>
-        <w:rPr/>
-        <w:t>Orientação da Tela – Linear, Constraint</w:t>
-      </w:r>
-    </w:p>
-    <w:p>
-      <w:pPr>
-        <w:pStyle w:val="Normal"/>
-        <w:numPr>
-          <w:ilvl w:val="0"/>
-          <w:numId w:val="5"/>
-        </w:numPr>
-        <w:bidi w:val="0"/>
-        <w:jc w:val="left"/>
-        <w:rPr/>
-      </w:pPr>
-      <w:r>
-        <w:rPr/>
-        <w:t>Drag &amp; Drop</w:t>
-      </w:r>
-    </w:p>
-    <w:p>
-      <w:pPr>
-        <w:pStyle w:val="Normal"/>
-        <w:numPr>
-          <w:ilvl w:val="0"/>
-          <w:numId w:val="5"/>
-        </w:numPr>
-        <w:bidi w:val="0"/>
-        <w:jc w:val="left"/>
-        <w:rPr/>
-      </w:pPr>
-      <w:r>
-        <w:rPr/>
-        <w:t>Eventos</w:t>
-      </w:r>
-    </w:p>
-    <w:p>
-      <w:pPr>
-        <w:pStyle w:val="Normal"/>
-        <w:bidi w:val="0"/>
-        <w:jc w:val="left"/>
-        <w:rPr/>
-      </w:pPr>
-      <w:r>
-        <w:rPr/>
-      </w:r>
-    </w:p>
-    <w:p>
-      <w:pPr>
-        <w:pStyle w:val="Heading1"/>
         <w:bidi w:val="0"/>
         <w:jc w:val="left"/>
         <w:rPr/>
@@ -710,48 +724,56 @@
         <w:rPr/>
         <w:t xml:space="preserve">2. Download e Instalação do Android Virtual Device </w:t>
       </w:r>
-      <w:hyperlink r:id="rId5">
-        <w:r>
-          <w:rPr>
-            <w:rStyle w:val="InternetLink"/>
-          </w:rPr>
-          <w:t>https://developer.android.com/studio/run/emulator</w:t>
-        </w:r>
-      </w:hyperlink>
-    </w:p>
-    <w:p>
-      <w:pPr>
-        <w:pStyle w:val="Normal"/>
-        <w:bidi w:val="0"/>
-        <w:jc w:val="left"/>
-        <w:rPr>
-          <w:b w:val="false"/>
-          <w:b w:val="false"/>
-          <w:bCs w:val="false"/>
-        </w:rPr>
-      </w:pPr>
-      <w:r>
-        <w:rPr/>
-      </w:r>
-    </w:p>
-    <w:p>
-      <w:pPr>
-        <w:pStyle w:val="Normal"/>
-        <w:bidi w:val="0"/>
-        <w:jc w:val="left"/>
-        <w:rPr>
-          <w:b w:val="false"/>
-          <w:b w:val="false"/>
-          <w:bCs w:val="false"/>
-        </w:rPr>
-      </w:pPr>
-      <w:r>
-        <w:rPr/>
+      <w:r>
+        <w:rPr>
+          <w:rStyle w:val="InternetLink"/>
+        </w:rPr>
+        <w:t>https://developer.android.com/studio/run/emulator</w:t>
+      </w:r>
+    </w:p>
+    <w:p>
+      <w:pPr>
+        <w:pStyle w:val="Normal"/>
+        <w:bidi w:val="0"/>
+        <w:jc w:val="left"/>
+        <w:rPr>
+          <w:b w:val="false"/>
+          <w:b w:val="false"/>
+          <w:bCs w:val="false"/>
+        </w:rPr>
+      </w:pPr>
+      <w:r>
+        <w:rPr>
+          <w:b w:val="false"/>
+          <w:bCs w:val="false"/>
+        </w:rPr>
+      </w:r>
+    </w:p>
+    <w:p>
+      <w:pPr>
+        <w:pStyle w:val="Normal"/>
+        <w:bidi w:val="0"/>
+        <w:jc w:val="left"/>
+        <w:rPr>
+          <w:b w:val="false"/>
+          <w:b w:val="false"/>
+          <w:bCs w:val="false"/>
+        </w:rPr>
+      </w:pPr>
+      <w:r>
+        <w:rPr>
+          <w:b w:val="false"/>
+          <w:bCs w:val="false"/>
+        </w:rPr>
       </w:r>
     </w:p>
     <w:p>
       <w:pPr>
         <w:pStyle w:val="Heading1"/>
+        <w:numPr>
+          <w:ilvl w:val="0"/>
+          <w:numId w:val="2"/>
+        </w:numPr>
         <w:bidi w:val="0"/>
         <w:jc w:val="left"/>
         <w:rPr/>
@@ -830,6 +852,7 @@
           <w:numId w:val="0"/>
         </w:numPr>
         <w:bidi w:val="0"/>
+        <w:ind w:left="0" w:hanging="0"/>
         <w:jc w:val="left"/>
         <w:rPr/>
       </w:pPr>
@@ -843,6 +866,10 @@
     <w:p>
       <w:pPr>
         <w:pStyle w:val="Heading1"/>
+        <w:numPr>
+          <w:ilvl w:val="0"/>
+          <w:numId w:val="2"/>
+        </w:numPr>
         <w:bidi w:val="0"/>
         <w:jc w:val="left"/>
         <w:rPr/>
@@ -854,6 +881,176 @@
     </w:p>
     <w:p>
       <w:pPr>
+        <w:pStyle w:val="TextBody"/>
+        <w:bidi w:val="0"/>
+        <w:jc w:val="left"/>
+        <w:rPr/>
+      </w:pPr>
+      <w:r>
+        <w:rPr/>
+      </w:r>
+    </w:p>
+    <w:p>
+      <w:pPr>
+        <w:pStyle w:val="Heading2"/>
+        <w:numPr>
+          <w:ilvl w:val="1"/>
+          <w:numId w:val="2"/>
+        </w:numPr>
+        <w:spacing w:before="200" w:after="120"/>
+        <w:rPr/>
+      </w:pPr>
+      <w:r>
+        <w:rPr/>
+        <w:t>Propriedades comuns entre dos componentes</w:t>
+      </w:r>
+    </w:p>
+    <w:p>
+      <w:pPr>
+        <w:pStyle w:val="TextBody"/>
+        <w:numPr>
+          <w:ilvl w:val="0"/>
+          <w:numId w:val="9"/>
+        </w:numPr>
+        <w:rPr/>
+      </w:pPr>
+      <w:r>
+        <w:rPr/>
+        <w:t>Id</w:t>
+      </w:r>
+    </w:p>
+    <w:p>
+      <w:pPr>
+        <w:pStyle w:val="TextBody"/>
+        <w:numPr>
+          <w:ilvl w:val="0"/>
+          <w:numId w:val="9"/>
+        </w:numPr>
+        <w:rPr/>
+      </w:pPr>
+      <w:r>
+        <w:rPr/>
+        <w:t>text</w:t>
+      </w:r>
+    </w:p>
+    <w:p>
+      <w:pPr>
+        <w:pStyle w:val="TextBody"/>
+        <w:numPr>
+          <w:ilvl w:val="0"/>
+          <w:numId w:val="9"/>
+        </w:numPr>
+        <w:rPr/>
+      </w:pPr>
+      <w:r>
+        <w:rPr/>
+        <w:t>layout_width</w:t>
+      </w:r>
+    </w:p>
+    <w:p>
+      <w:pPr>
+        <w:pStyle w:val="TextBody"/>
+        <w:numPr>
+          <w:ilvl w:val="0"/>
+          <w:numId w:val="9"/>
+        </w:numPr>
+        <w:rPr/>
+      </w:pPr>
+      <w:r>
+        <w:rPr/>
+        <w:t>layout_height</w:t>
+      </w:r>
+    </w:p>
+    <w:p>
+      <w:pPr>
+        <w:pStyle w:val="TextBody"/>
+        <w:numPr>
+          <w:ilvl w:val="0"/>
+          <w:numId w:val="9"/>
+        </w:numPr>
+        <w:rPr/>
+      </w:pPr>
+      <w:r>
+        <w:rPr/>
+        <w:t>textColor</w:t>
+      </w:r>
+    </w:p>
+    <w:p>
+      <w:pPr>
+        <w:pStyle w:val="TextBody"/>
+        <w:numPr>
+          <w:ilvl w:val="0"/>
+          <w:numId w:val="9"/>
+        </w:numPr>
+        <w:rPr/>
+      </w:pPr>
+      <w:r>
+        <w:rPr/>
+        <w:t>textSize</w:t>
+      </w:r>
+    </w:p>
+    <w:p>
+      <w:pPr>
+        <w:pStyle w:val="TextBody"/>
+        <w:numPr>
+          <w:ilvl w:val="0"/>
+          <w:numId w:val="9"/>
+        </w:numPr>
+        <w:rPr/>
+      </w:pPr>
+      <w:r>
+        <w:rPr/>
+        <w:t>textStyle</w:t>
+      </w:r>
+    </w:p>
+    <w:p>
+      <w:pPr>
+        <w:pStyle w:val="TextBody"/>
+        <w:numPr>
+          <w:ilvl w:val="0"/>
+          <w:numId w:val="9"/>
+        </w:numPr>
+        <w:rPr/>
+      </w:pPr>
+      <w:r>
+        <w:rPr/>
+        <w:t>fontFamily</w:t>
+      </w:r>
+    </w:p>
+    <w:p>
+      <w:pPr>
+        <w:pStyle w:val="TextBody"/>
+        <w:numPr>
+          <w:ilvl w:val="0"/>
+          <w:numId w:val="9"/>
+        </w:numPr>
+        <w:rPr/>
+      </w:pPr>
+      <w:r>
+        <w:rPr/>
+        <w:t>layout_g</w:t>
+      </w:r>
+      <w:r>
+        <w:rPr/>
+        <w:t>ravity</w:t>
+      </w:r>
+    </w:p>
+    <w:p>
+      <w:pPr>
+        <w:pStyle w:val="TextBody"/>
+        <w:numPr>
+          <w:ilvl w:val="0"/>
+          <w:numId w:val="9"/>
+        </w:numPr>
+        <w:rPr/>
+      </w:pPr>
+      <w:r>
+        <w:rPr/>
+        <w:t>textSize</w:t>
+      </w:r>
+    </w:p>
+    <w:p>
+      <w:pPr>
         <w:pStyle w:val="Normal"/>
         <w:bidi w:val="0"/>
         <w:jc w:val="left"/>
@@ -873,6 +1070,10 @@
     <w:p>
       <w:pPr>
         <w:pStyle w:val="Heading2"/>
+        <w:numPr>
+          <w:ilvl w:val="1"/>
+          <w:numId w:val="2"/>
+        </w:numPr>
         <w:bidi w:val="0"/>
         <w:jc w:val="left"/>
         <w:rPr/>
@@ -910,21 +1111,17 @@
     <w:p>
       <w:pPr>
         <w:pStyle w:val="Heading2"/>
-        <w:bidi w:val="0"/>
-        <w:jc w:val="left"/>
-        <w:rPr/>
-      </w:pPr>
-      <w:r>
-        <w:rPr/>
-        <w:t xml:space="preserve">Componente </w:t>
-      </w:r>
-      <w:r>
-        <w:rPr/>
-        <w:t>Edit</w:t>
-      </w:r>
-      <w:r>
-        <w:rPr/>
-        <w:t xml:space="preserve"> Text </w:t>
+        <w:numPr>
+          <w:ilvl w:val="1"/>
+          <w:numId w:val="2"/>
+        </w:numPr>
+        <w:bidi w:val="0"/>
+        <w:jc w:val="left"/>
+        <w:rPr/>
+      </w:pPr>
+      <w:r>
+        <w:rPr/>
+        <w:t xml:space="preserve">Componente Edit Text </w:t>
       </w:r>
     </w:p>
     <w:p>
@@ -941,17 +1138,17 @@
     <w:p>
       <w:pPr>
         <w:pStyle w:val="Heading3"/>
-        <w:bidi w:val="0"/>
-        <w:jc w:val="left"/>
-        <w:rPr/>
-      </w:pPr>
-      <w:r>
-        <w:rPr/>
-        <w:t xml:space="preserve">Propriedade </w:t>
-      </w:r>
-      <w:r>
-        <w:rPr/>
-        <w:t>inputType</w:t>
+        <w:numPr>
+          <w:ilvl w:val="2"/>
+          <w:numId w:val="2"/>
+        </w:numPr>
+        <w:bidi w:val="0"/>
+        <w:jc w:val="left"/>
+        <w:rPr/>
+      </w:pPr>
+      <w:r>
+        <w:rPr/>
+        <w:t>Propriedade inputType</w:t>
       </w:r>
     </w:p>
     <w:p>
@@ -987,11 +1184,7 @@
       </w:pPr>
       <w:r>
         <w:rPr/>
-        <w:t>textEmailAddres</w:t>
-      </w:r>
-      <w:r>
-        <w:rPr/>
-        <w:t>s</w:t>
+        <w:t>textEmailAddress</w:t>
       </w:r>
     </w:p>
     <w:p>
@@ -1157,38 +1350,47 @@
     <w:p>
       <w:pPr>
         <w:pStyle w:val="Heading3"/>
-        <w:bidi w:val="0"/>
-        <w:jc w:val="left"/>
-        <w:rPr/>
-      </w:pPr>
-      <w:r>
-        <w:rPr>
+        <w:numPr>
+          <w:ilvl w:val="2"/>
+          <w:numId w:val="2"/>
+        </w:numPr>
+        <w:bidi w:val="0"/>
+        <w:jc w:val="left"/>
+        <w:rPr>
+          <w:b/>
           <w:b/>
           <w:bCs/>
         </w:rPr>
-        <w:t xml:space="preserve">Outras </w:t>
-      </w:r>
+      </w:pPr>
+      <w:r>
+        <w:rPr/>
+      </w:r>
+    </w:p>
+    <w:p>
+      <w:pPr>
+        <w:pStyle w:val="Heading3"/>
+        <w:numPr>
+          <w:ilvl w:val="2"/>
+          <w:numId w:val="2"/>
+        </w:numPr>
+        <w:bidi w:val="0"/>
+        <w:jc w:val="left"/>
+        <w:rPr/>
+      </w:pPr>
       <w:r>
         <w:rPr>
           <w:b/>
           <w:bCs/>
         </w:rPr>
-        <w:t>Propriedade</w:t>
-      </w:r>
-      <w:r>
-        <w:rPr>
-          <w:b/>
-          <w:bCs/>
-        </w:rPr>
-        <w:t>s</w:t>
-      </w:r>
-    </w:p>
-    <w:p>
-      <w:pPr>
-        <w:pStyle w:val="Normal"/>
-        <w:numPr>
-          <w:ilvl w:val="0"/>
-          <w:numId w:val="6"/>
+        <w:t>Outras Propriedades</w:t>
+      </w:r>
+    </w:p>
+    <w:p>
+      <w:pPr>
+        <w:pStyle w:val="Normal"/>
+        <w:numPr>
+          <w:ilvl w:val="0"/>
+          <w:numId w:val="7"/>
         </w:numPr>
         <w:bidi w:val="0"/>
         <w:jc w:val="left"/>
@@ -1204,7 +1406,7 @@
         <w:pStyle w:val="Normal"/>
         <w:numPr>
           <w:ilvl w:val="0"/>
-          <w:numId w:val="6"/>
+          <w:numId w:val="7"/>
         </w:numPr>
         <w:bidi w:val="0"/>
         <w:jc w:val="left"/>
@@ -1220,47 +1422,55 @@
         <w:pStyle w:val="Normal"/>
         <w:numPr>
           <w:ilvl w:val="0"/>
-          <w:numId w:val="6"/>
-        </w:numPr>
-        <w:bidi w:val="0"/>
-        <w:jc w:val="left"/>
-        <w:rPr/>
-      </w:pPr>
-      <w:r>
-        <w:rPr/>
-        <w:t>layout_width</w:t>
-      </w:r>
-    </w:p>
-    <w:p>
-      <w:pPr>
-        <w:pStyle w:val="Normal"/>
-        <w:numPr>
-          <w:ilvl w:val="0"/>
-          <w:numId w:val="6"/>
-        </w:numPr>
-        <w:bidi w:val="0"/>
-        <w:jc w:val="left"/>
-        <w:rPr/>
-      </w:pPr>
-      <w:r>
-        <w:rPr/>
-        <w:t>layout_height</w:t>
-      </w:r>
-    </w:p>
-    <w:p>
-      <w:pPr>
-        <w:pStyle w:val="Normal"/>
-        <w:numPr>
-          <w:ilvl w:val="0"/>
-          <w:numId w:val="6"/>
-        </w:numPr>
-        <w:bidi w:val="0"/>
-        <w:jc w:val="left"/>
-        <w:rPr/>
-      </w:pPr>
-      <w:r>
-        <w:rPr/>
-        <w:t>layout_marginTop</w:t>
+          <w:numId w:val="7"/>
+        </w:numPr>
+        <w:bidi w:val="0"/>
+        <w:jc w:val="left"/>
+        <w:rPr/>
+      </w:pPr>
+      <w:r>
+        <w:rPr/>
+        <w:t>maxLength</w:t>
+      </w:r>
+    </w:p>
+    <w:p>
+      <w:pPr>
+        <w:pStyle w:val="Normal"/>
+        <w:numPr>
+          <w:ilvl w:val="0"/>
+          <w:numId w:val="7"/>
+        </w:numPr>
+        <w:bidi w:val="0"/>
+        <w:jc w:val="left"/>
+        <w:rPr/>
+      </w:pPr>
+      <w:r>
+        <w:rPr/>
+        <w:t>maxLines</w:t>
+      </w:r>
+    </w:p>
+    <w:p>
+      <w:pPr>
+        <w:pStyle w:val="Normal"/>
+        <w:numPr>
+          <w:ilvl w:val="0"/>
+          <w:numId w:val="7"/>
+        </w:numPr>
+        <w:bidi w:val="0"/>
+        <w:jc w:val="left"/>
+        <w:rPr/>
+      </w:pPr>
+      <w:r>
+        <w:rPr/>
+        <w:t xml:space="preserve">digits: </w:t>
+      </w:r>
+      <w:r>
+        <w:rPr/>
+        <w:t xml:space="preserve">exemplo </w:t>
+      </w:r>
+      <w:r>
+        <w:rPr/>
+        <w:t>digits="0123456789-"</w:t>
       </w:r>
     </w:p>
     <w:p>
@@ -1288,17 +1498,17 @@
     <w:p>
       <w:pPr>
         <w:pStyle w:val="Heading3"/>
-        <w:bidi w:val="0"/>
-        <w:jc w:val="left"/>
-        <w:rPr/>
-      </w:pPr>
-      <w:r>
-        <w:rPr/>
-        <w:t xml:space="preserve">Propriedade </w:t>
-      </w:r>
-      <w:r>
-        <w:rPr/>
-        <w:t>imeOptions</w:t>
+        <w:numPr>
+          <w:ilvl w:val="2"/>
+          <w:numId w:val="2"/>
+        </w:numPr>
+        <w:bidi w:val="0"/>
+        <w:jc w:val="left"/>
+        <w:rPr/>
+      </w:pPr>
+      <w:r>
+        <w:rPr/>
+        <w:t>Propriedade imeOptions</w:t>
       </w:r>
       <w:r>
         <w:rPr>
@@ -1314,7 +1524,7 @@
         <w:pStyle w:val="Normal"/>
         <w:numPr>
           <w:ilvl w:val="0"/>
-          <w:numId w:val="7"/>
+          <w:numId w:val="8"/>
         </w:numPr>
         <w:bidi w:val="0"/>
         <w:jc w:val="left"/>
@@ -1330,7 +1540,7 @@
         <w:pStyle w:val="Normal"/>
         <w:numPr>
           <w:ilvl w:val="1"/>
-          <w:numId w:val="4"/>
+          <w:numId w:val="5"/>
         </w:numPr>
         <w:bidi w:val="0"/>
         <w:jc w:val="left"/>
@@ -1346,7 +1556,7 @@
         <w:pStyle w:val="Normal"/>
         <w:numPr>
           <w:ilvl w:val="1"/>
-          <w:numId w:val="4"/>
+          <w:numId w:val="5"/>
         </w:numPr>
         <w:bidi w:val="0"/>
         <w:jc w:val="left"/>
@@ -1363,7 +1573,7 @@
         <w:pStyle w:val="Normal"/>
         <w:numPr>
           <w:ilvl w:val="0"/>
-          <w:numId w:val="4"/>
+          <w:numId w:val="5"/>
         </w:numPr>
         <w:bidi w:val="0"/>
         <w:jc w:val="left"/>
@@ -1379,7 +1589,7 @@
         <w:pStyle w:val="Normal"/>
         <w:numPr>
           <w:ilvl w:val="1"/>
-          <w:numId w:val="4"/>
+          <w:numId w:val="5"/>
         </w:numPr>
         <w:bidi w:val="0"/>
         <w:jc w:val="left"/>
@@ -1395,7 +1605,7 @@
         <w:pStyle w:val="Normal"/>
         <w:numPr>
           <w:ilvl w:val="1"/>
-          <w:numId w:val="4"/>
+          <w:numId w:val="5"/>
         </w:numPr>
         <w:bidi w:val="0"/>
         <w:jc w:val="left"/>
@@ -1405,16 +1615,14 @@
         <w:rPr/>
         <w:t>Finaliza a inserção de texto e fecha o teclado.</w:t>
         <w:br/>
-        <w:br/>
-        <w:br/>
-      </w:r>
-    </w:p>
-    <w:p>
-      <w:pPr>
-        <w:pStyle w:val="Normal"/>
-        <w:numPr>
-          <w:ilvl w:val="0"/>
-          <w:numId w:val="4"/>
+      </w:r>
+    </w:p>
+    <w:p>
+      <w:pPr>
+        <w:pStyle w:val="Normal"/>
+        <w:numPr>
+          <w:ilvl w:val="0"/>
+          <w:numId w:val="5"/>
         </w:numPr>
         <w:bidi w:val="0"/>
         <w:jc w:val="left"/>
@@ -1430,7 +1638,7 @@
         <w:pStyle w:val="Normal"/>
         <w:numPr>
           <w:ilvl w:val="1"/>
-          <w:numId w:val="4"/>
+          <w:numId w:val="5"/>
         </w:numPr>
         <w:bidi w:val="0"/>
         <w:jc w:val="left"/>
@@ -1446,7 +1654,7 @@
         <w:pStyle w:val="Normal"/>
         <w:numPr>
           <w:ilvl w:val="1"/>
-          <w:numId w:val="4"/>
+          <w:numId w:val="5"/>
         </w:numPr>
         <w:bidi w:val="0"/>
         <w:jc w:val="left"/>
@@ -1473,7 +1681,7 @@
         <w:pStyle w:val="Normal"/>
         <w:numPr>
           <w:ilvl w:val="0"/>
-          <w:numId w:val="4"/>
+          <w:numId w:val="5"/>
         </w:numPr>
         <w:bidi w:val="0"/>
         <w:jc w:val="left"/>
@@ -1489,7 +1697,7 @@
         <w:pStyle w:val="Normal"/>
         <w:numPr>
           <w:ilvl w:val="1"/>
-          <w:numId w:val="4"/>
+          <w:numId w:val="5"/>
         </w:numPr>
         <w:bidi w:val="0"/>
         <w:jc w:val="left"/>
@@ -1505,7 +1713,7 @@
         <w:pStyle w:val="Normal"/>
         <w:numPr>
           <w:ilvl w:val="1"/>
-          <w:numId w:val="4"/>
+          <w:numId w:val="5"/>
         </w:numPr>
         <w:bidi w:val="0"/>
         <w:jc w:val="left"/>
@@ -1522,7 +1730,7 @@
         <w:pStyle w:val="Normal"/>
         <w:numPr>
           <w:ilvl w:val="0"/>
-          <w:numId w:val="4"/>
+          <w:numId w:val="5"/>
         </w:numPr>
         <w:bidi w:val="0"/>
         <w:jc w:val="left"/>
@@ -1538,7 +1746,7 @@
         <w:pStyle w:val="Normal"/>
         <w:numPr>
           <w:ilvl w:val="1"/>
-          <w:numId w:val="4"/>
+          <w:numId w:val="5"/>
         </w:numPr>
         <w:bidi w:val="0"/>
         <w:jc w:val="left"/>
@@ -1554,7 +1762,7 @@
         <w:pStyle w:val="Normal"/>
         <w:numPr>
           <w:ilvl w:val="1"/>
-          <w:numId w:val="4"/>
+          <w:numId w:val="5"/>
         </w:numPr>
         <w:bidi w:val="0"/>
         <w:jc w:val="left"/>
@@ -1571,7 +1779,7 @@
         <w:pStyle w:val="Normal"/>
         <w:numPr>
           <w:ilvl w:val="0"/>
-          <w:numId w:val="4"/>
+          <w:numId w:val="5"/>
         </w:numPr>
         <w:bidi w:val="0"/>
         <w:jc w:val="left"/>
@@ -1587,7 +1795,7 @@
         <w:pStyle w:val="Normal"/>
         <w:numPr>
           <w:ilvl w:val="1"/>
-          <w:numId w:val="4"/>
+          <w:numId w:val="5"/>
         </w:numPr>
         <w:bidi w:val="0"/>
         <w:jc w:val="left"/>
@@ -1603,7 +1811,7 @@
         <w:pStyle w:val="Normal"/>
         <w:numPr>
           <w:ilvl w:val="1"/>
-          <w:numId w:val="4"/>
+          <w:numId w:val="5"/>
         </w:numPr>
         <w:bidi w:val="0"/>
         <w:jc w:val="left"/>
@@ -1627,9 +1835,106 @@
     </w:p>
     <w:p>
       <w:pPr>
-        <w:pStyle w:val="Normal"/>
-        <w:bidi w:val="0"/>
-        <w:jc w:val="left"/>
+        <w:pStyle w:val="Heading3"/>
+        <w:numPr>
+          <w:ilvl w:val="2"/>
+          <w:numId w:val="2"/>
+        </w:numPr>
+        <w:spacing w:before="140" w:after="120"/>
+        <w:rPr/>
+      </w:pPr>
+      <w:r>
+        <w:rPr/>
+        <w:t>Eventos</w:t>
+      </w:r>
+    </w:p>
+    <w:p>
+      <w:pPr>
+        <w:pStyle w:val="TextBody"/>
+        <w:rPr/>
+      </w:pPr>
+      <w:r>
+        <w:rPr/>
+      </w:r>
+    </w:p>
+    <w:p>
+      <w:pPr>
+        <w:pStyle w:val="TextBody"/>
+        <w:numPr>
+          <w:ilvl w:val="0"/>
+          <w:numId w:val="10"/>
+        </w:numPr>
+        <w:rPr/>
+      </w:pPr>
+      <w:r>
+        <w:rPr/>
+        <w:t>AddTextChangedListener</w:t>
+      </w:r>
+    </w:p>
+    <w:p>
+      <w:pPr>
+        <w:pStyle w:val="TextBody"/>
+        <w:numPr>
+          <w:ilvl w:val="1"/>
+          <w:numId w:val="10"/>
+        </w:numPr>
+        <w:rPr/>
+      </w:pPr>
+      <w:r>
+        <w:rPr/>
+        <w:t>BeforeTextChanged</w:t>
+      </w:r>
+    </w:p>
+    <w:p>
+      <w:pPr>
+        <w:pStyle w:val="TextBody"/>
+        <w:numPr>
+          <w:ilvl w:val="1"/>
+          <w:numId w:val="10"/>
+        </w:numPr>
+        <w:rPr/>
+      </w:pPr>
+      <w:r>
+        <w:rPr/>
+        <w:t>onTextChanged</w:t>
+      </w:r>
+    </w:p>
+    <w:p>
+      <w:pPr>
+        <w:pStyle w:val="TextBody"/>
+        <w:numPr>
+          <w:ilvl w:val="1"/>
+          <w:numId w:val="10"/>
+        </w:numPr>
+        <w:rPr/>
+      </w:pPr>
+      <w:r>
+        <w:rPr/>
+        <w:t>afterTextChanged</w:t>
+      </w:r>
+    </w:p>
+    <w:p>
+      <w:pPr>
+        <w:pStyle w:val="TextBody"/>
+        <w:numPr>
+          <w:ilvl w:val="0"/>
+          <w:numId w:val="10"/>
+        </w:numPr>
+        <w:rPr/>
+      </w:pPr>
+      <w:r>
+        <w:rPr/>
+        <w:t>OnFocusChangeListener</w:t>
+      </w:r>
+    </w:p>
+    <w:p>
+      <w:pPr>
+        <w:pStyle w:val="TextBody"/>
+        <w:numPr>
+          <w:ilvl w:val="0"/>
+          <w:numId w:val="0"/>
+        </w:numPr>
+        <w:ind w:left="720" w:hanging="0"/>
         <w:rPr/>
       </w:pPr>
       <w:r>
@@ -1642,21 +1947,17 @@
     <w:p>
       <w:pPr>
         <w:pStyle w:val="Heading1"/>
-        <w:bidi w:val="0"/>
-        <w:jc w:val="left"/>
-        <w:rPr/>
-      </w:pPr>
-      <w:r>
-        <w:rPr/>
-        <w:t>Componentes</w:t>
-      </w:r>
-      <w:r>
-        <w:rPr/>
-        <w:t xml:space="preserve"> de </w:t>
-      </w:r>
-      <w:r>
-        <w:rPr/>
-        <w:t>Bot</w:t>
+        <w:numPr>
+          <w:ilvl w:val="0"/>
+          <w:numId w:val="2"/>
+        </w:numPr>
+        <w:bidi w:val="0"/>
+        <w:jc w:val="left"/>
+        <w:rPr/>
+      </w:pPr>
+      <w:r>
+        <w:rPr/>
+        <w:t>Componentes de Bot</w:t>
       </w:r>
       <w:r>
         <w:rPr>
@@ -1671,328 +1972,747 @@
     </w:p>
     <w:p>
       <w:pPr>
-        <w:pStyle w:val="Normal"/>
-        <w:bidi w:val="0"/>
-        <w:jc w:val="left"/>
-        <w:rPr/>
-      </w:pPr>
-      <w:r>
-        <w:rPr>
-          <w:b/>
-          <w:bCs/>
-        </w:rPr>
-        <w:t>Button</w:t>
-      </w:r>
-    </w:p>
-    <w:p>
-      <w:pPr>
-        <w:pStyle w:val="Normal"/>
-        <w:bidi w:val="0"/>
-        <w:jc w:val="left"/>
-        <w:rPr>
-          <w:b/>
-          <w:b/>
-          <w:bCs/>
-        </w:rPr>
-      </w:pPr>
-      <w:r>
-        <w:rPr>
-          <w:b/>
-          <w:bCs/>
-        </w:rPr>
-      </w:r>
-    </w:p>
-    <w:p>
-      <w:pPr>
-        <w:pStyle w:val="Normal"/>
-        <w:bidi w:val="0"/>
-        <w:jc w:val="left"/>
-        <w:rPr>
-          <w:b/>
-          <w:b/>
-          <w:bCs/>
-        </w:rPr>
-      </w:pPr>
-      <w:r>
-        <w:rPr>
-          <w:b/>
-          <w:bCs/>
-        </w:rPr>
-        <w:t>ImageButton</w:t>
-      </w:r>
-    </w:p>
-    <w:p>
-      <w:pPr>
-        <w:pStyle w:val="Normal"/>
-        <w:bidi w:val="0"/>
-        <w:jc w:val="left"/>
-        <w:rPr>
-          <w:b/>
-          <w:b/>
-          <w:bCs/>
-        </w:rPr>
-      </w:pPr>
-      <w:r>
-        <w:rPr>
-          <w:b/>
-          <w:bCs/>
-        </w:rPr>
-      </w:r>
-    </w:p>
-    <w:p>
-      <w:pPr>
-        <w:pStyle w:val="Normal"/>
-        <w:bidi w:val="0"/>
-        <w:jc w:val="left"/>
-        <w:rPr>
-          <w:b/>
-          <w:b/>
-          <w:bCs/>
-        </w:rPr>
-      </w:pPr>
-      <w:r>
-        <w:rPr>
-          <w:b/>
-          <w:bCs/>
-        </w:rPr>
-        <w:t>ChipGroup</w:t>
-      </w:r>
-    </w:p>
-    <w:p>
-      <w:pPr>
-        <w:pStyle w:val="Normal"/>
-        <w:bidi w:val="0"/>
-        <w:jc w:val="left"/>
-        <w:rPr>
-          <w:b/>
-          <w:b/>
-          <w:bCs/>
-        </w:rPr>
-      </w:pPr>
-      <w:r>
-        <w:rPr>
-          <w:b/>
-          <w:bCs/>
-        </w:rPr>
-      </w:r>
-    </w:p>
-    <w:p>
-      <w:pPr>
-        <w:pStyle w:val="Normal"/>
-        <w:bidi w:val="0"/>
-        <w:jc w:val="left"/>
-        <w:rPr>
-          <w:b/>
-          <w:b/>
-          <w:bCs/>
-        </w:rPr>
-      </w:pPr>
-      <w:r>
-        <w:rPr>
-          <w:b/>
-          <w:bCs/>
-        </w:rPr>
-        <w:t>CheckBox</w:t>
-      </w:r>
-    </w:p>
-    <w:p>
-      <w:pPr>
-        <w:pStyle w:val="Normal"/>
-        <w:bidi w:val="0"/>
-        <w:jc w:val="left"/>
-        <w:rPr>
-          <w:b/>
-          <w:b/>
-          <w:bCs/>
-        </w:rPr>
-      </w:pPr>
-      <w:r>
-        <w:rPr>
-          <w:b/>
-          <w:bCs/>
-        </w:rPr>
-      </w:r>
-    </w:p>
-    <w:p>
-      <w:pPr>
-        <w:pStyle w:val="Normal"/>
-        <w:bidi w:val="0"/>
-        <w:jc w:val="left"/>
-        <w:rPr>
-          <w:b/>
-          <w:b/>
-          <w:bCs/>
-        </w:rPr>
-      </w:pPr>
-      <w:r>
-        <w:rPr>
-          <w:b/>
-          <w:bCs/>
-        </w:rPr>
-        <w:t>RadioGroup</w:t>
-      </w:r>
-    </w:p>
-    <w:p>
-      <w:pPr>
-        <w:pStyle w:val="Normal"/>
-        <w:bidi w:val="0"/>
-        <w:jc w:val="left"/>
-        <w:rPr>
-          <w:b/>
-          <w:b/>
-          <w:bCs/>
-        </w:rPr>
-      </w:pPr>
-      <w:r>
-        <w:rPr>
-          <w:b/>
-          <w:bCs/>
-        </w:rPr>
-      </w:r>
-    </w:p>
-    <w:p>
-      <w:pPr>
-        <w:pStyle w:val="Normal"/>
-        <w:bidi w:val="0"/>
-        <w:jc w:val="left"/>
-        <w:rPr>
-          <w:b/>
-          <w:b/>
-          <w:bCs/>
-        </w:rPr>
-      </w:pPr>
-      <w:r>
-        <w:rPr>
-          <w:b/>
-          <w:bCs/>
-        </w:rPr>
-        <w:t>RadioButton</w:t>
-      </w:r>
-    </w:p>
-    <w:p>
-      <w:pPr>
-        <w:pStyle w:val="Normal"/>
-        <w:bidi w:val="0"/>
-        <w:jc w:val="left"/>
-        <w:rPr>
-          <w:b/>
-          <w:b/>
-          <w:bCs/>
-        </w:rPr>
-      </w:pPr>
-      <w:r>
-        <w:rPr>
-          <w:b/>
-          <w:bCs/>
-        </w:rPr>
-      </w:r>
-    </w:p>
-    <w:p>
-      <w:pPr>
-        <w:pStyle w:val="Normal"/>
-        <w:bidi w:val="0"/>
-        <w:jc w:val="left"/>
-        <w:rPr/>
-      </w:pPr>
-      <w:r>
-        <w:rPr>
-          <w:b/>
-          <w:bCs/>
-        </w:rPr>
-        <w:t xml:space="preserve">ToggleButton → </w:t>
-      </w:r>
-      <w:r>
-        <w:rPr>
-          <w:b/>
-          <w:bCs/>
-        </w:rPr>
-        <w:t>Switch</w:t>
-      </w:r>
-    </w:p>
-    <w:p>
-      <w:pPr>
-        <w:pStyle w:val="Normal"/>
-        <w:bidi w:val="0"/>
-        <w:jc w:val="left"/>
-        <w:rPr/>
-      </w:pPr>
-      <w:r>
-        <w:rPr/>
-      </w:r>
-    </w:p>
-    <w:p>
-      <w:pPr>
-        <w:pStyle w:val="Normal"/>
-        <w:bidi w:val="0"/>
-        <w:jc w:val="left"/>
-        <w:rPr/>
-      </w:pPr>
-      <w:r>
-        <w:rPr/>
-      </w:r>
-    </w:p>
-    <w:p>
-      <w:pPr>
-        <w:pStyle w:val="Normal"/>
-        <w:bidi w:val="0"/>
-        <w:jc w:val="left"/>
-        <w:rPr/>
-      </w:pPr>
-      <w:r>
-        <w:rPr/>
-      </w:r>
-    </w:p>
-    <w:p>
-      <w:pPr>
-        <w:pStyle w:val="Normal"/>
-        <w:bidi w:val="0"/>
-        <w:jc w:val="left"/>
-        <w:rPr/>
-      </w:pPr>
-      <w:r>
-        <w:rPr/>
-      </w:r>
-    </w:p>
-    <w:p>
-      <w:pPr>
-        <w:pStyle w:val="Normal"/>
-        <w:bidi w:val="0"/>
-        <w:jc w:val="left"/>
-        <w:rPr>
-          <w:b/>
-          <w:b/>
-          <w:bCs/>
-        </w:rPr>
-      </w:pPr>
-      <w:r>
-        <w:rPr>
-          <w:b/>
-          <w:bCs/>
-        </w:rPr>
-      </w:r>
-      <w:r>
-        <w:br w:type="page"/>
-      </w:r>
-    </w:p>
-    <w:p>
-      <w:pPr>
-        <w:pStyle w:val="Heading1"/>
-        <w:bidi w:val="0"/>
-        <w:jc w:val="left"/>
-        <w:rPr/>
-      </w:pPr>
-      <w:r>
-        <w:rPr/>
-        <w:t>Demonstração de prot</w:t>
-      </w:r>
-      <w:r>
+        <w:pStyle w:val="TextBody"/>
+        <w:bidi w:val="0"/>
+        <w:jc w:val="left"/>
         <w:rPr>
           <w:rFonts w:eastAsia="Noto Sans CJK SC" w:cs="Lohit Devanagari"/>
+          <w:b/>
           <w:b/>
           <w:bCs/>
           <w:sz w:val="36"/>
           <w:szCs w:val="36"/>
         </w:rPr>
+      </w:pPr>
+      <w:r>
+        <w:rPr/>
+      </w:r>
+    </w:p>
+    <w:p>
+      <w:pPr>
+        <w:pStyle w:val="Heading3"/>
+        <w:numPr>
+          <w:ilvl w:val="2"/>
+          <w:numId w:val="2"/>
+        </w:numPr>
+        <w:rPr/>
+      </w:pPr>
+      <w:r>
+        <w:rPr/>
+        <w:t>Propriedades</w:t>
+      </w:r>
+    </w:p>
+    <w:p>
+      <w:pPr>
+        <w:pStyle w:val="TextBody"/>
+        <w:numPr>
+          <w:ilvl w:val="0"/>
+          <w:numId w:val="18"/>
+        </w:numPr>
+        <w:rPr/>
+      </w:pPr>
+      <w:r>
+        <w:rPr/>
+        <w:t>Id</w:t>
+      </w:r>
+    </w:p>
+    <w:p>
+      <w:pPr>
+        <w:pStyle w:val="TextBody"/>
+        <w:numPr>
+          <w:ilvl w:val="0"/>
+          <w:numId w:val="18"/>
+        </w:numPr>
+        <w:rPr>
+          <w:rFonts w:ascii="Liberation Serif" w:hAnsi="Liberation Serif" w:eastAsia="Noto Serif CJK SC" w:cs="Lohit Devanagari"/>
+          <w:b w:val="false"/>
+          <w:b w:val="false"/>
+          <w:bCs w:val="false"/>
+          <w:color w:val="auto"/>
+          <w:kern w:val="2"/>
+          <w:sz w:val="24"/>
+          <w:szCs w:val="24"/>
+          <w:lang w:val="pt-BR" w:eastAsia="zh-CN" w:bidi="hi-IN"/>
+        </w:rPr>
+      </w:pPr>
+      <w:r>
+        <w:rPr>
+          <w:rFonts w:eastAsia="Noto Serif CJK SC" w:cs="Lohit Devanagari"/>
+          <w:b w:val="false"/>
+          <w:bCs w:val="false"/>
+          <w:color w:val="auto"/>
+          <w:kern w:val="2"/>
+          <w:sz w:val="24"/>
+          <w:szCs w:val="24"/>
+          <w:lang w:val="pt-BR" w:eastAsia="zh-CN" w:bidi="hi-IN"/>
+        </w:rPr>
+        <w:t>enabled</w:t>
+      </w:r>
+    </w:p>
+    <w:p>
+      <w:pPr>
+        <w:pStyle w:val="TextBody"/>
+        <w:numPr>
+          <w:ilvl w:val="0"/>
+          <w:numId w:val="2"/>
+        </w:numPr>
+        <w:bidi w:val="0"/>
+        <w:jc w:val="left"/>
+        <w:rPr>
+          <w:rFonts w:eastAsia="Noto Sans CJK SC" w:cs="Lohit Devanagari"/>
+          <w:b/>
+          <w:b/>
+          <w:bCs/>
+          <w:sz w:val="36"/>
+          <w:szCs w:val="36"/>
+        </w:rPr>
+      </w:pPr>
+      <w:r>
+        <w:rPr/>
+      </w:r>
+    </w:p>
+    <w:p>
+      <w:pPr>
+        <w:pStyle w:val="Normal"/>
+        <w:bidi w:val="0"/>
+        <w:jc w:val="left"/>
+        <w:rPr/>
+      </w:pPr>
+      <w:r>
+        <w:rPr>
+          <w:b/>
+          <w:bCs/>
+        </w:rPr>
+        <w:t>Button</w:t>
+      </w:r>
+    </w:p>
+    <w:p>
+      <w:pPr>
+        <w:pStyle w:val="TextBody"/>
+        <w:numPr>
+          <w:ilvl w:val="0"/>
+          <w:numId w:val="12"/>
+        </w:numPr>
+        <w:bidi w:val="0"/>
+        <w:jc w:val="left"/>
+        <w:rPr>
+          <w:b w:val="false"/>
+          <w:b w:val="false"/>
+          <w:bCs w:val="false"/>
+        </w:rPr>
+      </w:pPr>
+      <w:r>
+        <w:rPr>
+          <w:b w:val="false"/>
+          <w:bCs w:val="false"/>
+        </w:rPr>
+        <w:t xml:space="preserve">onClick </w:t>
+      </w:r>
+      <w:r>
+        <w:rPr>
+          <w:b w:val="false"/>
+          <w:bCs w:val="false"/>
+        </w:rPr>
+        <w:t>ou via c</w:t>
+      </w:r>
+      <w:r>
+        <w:rPr>
+          <w:rFonts w:eastAsia="Noto Serif CJK SC" w:cs="Lohit Devanagari"/>
+          <w:b w:val="false"/>
+          <w:bCs w:val="false"/>
+          <w:color w:val="auto"/>
+          <w:kern w:val="2"/>
+          <w:sz w:val="24"/>
+          <w:szCs w:val="24"/>
+          <w:lang w:val="pt-BR" w:eastAsia="zh-CN" w:bidi="hi-IN"/>
+        </w:rPr>
+        <w:t xml:space="preserve">ódigo </w:t>
+      </w:r>
+      <w:r>
+        <w:rPr>
+          <w:rFonts w:eastAsia="Noto Serif CJK SC" w:cs="Lohit Devanagari"/>
+          <w:b w:val="false"/>
+          <w:bCs w:val="false"/>
+          <w:i w:val="false"/>
+          <w:color w:val="auto"/>
+          <w:kern w:val="2"/>
+          <w:sz w:val="24"/>
+          <w:szCs w:val="24"/>
+          <w:lang w:val="pt-BR" w:eastAsia="zh-CN" w:bidi="hi-IN"/>
+        </w:rPr>
+        <w:t>setOnClickListener</w:t>
+      </w:r>
+    </w:p>
+    <w:p>
+      <w:pPr>
+        <w:pStyle w:val="Normal"/>
+        <w:bidi w:val="0"/>
+        <w:jc w:val="left"/>
+        <w:rPr>
+          <w:b/>
+          <w:b/>
+          <w:bCs/>
+        </w:rPr>
+      </w:pPr>
+      <w:r>
+        <w:rPr>
+          <w:b/>
+          <w:bCs/>
+        </w:rPr>
+      </w:r>
+    </w:p>
+    <w:p>
+      <w:pPr>
+        <w:pStyle w:val="Normal"/>
+        <w:bidi w:val="0"/>
+        <w:jc w:val="left"/>
+        <w:rPr>
+          <w:b/>
+          <w:b/>
+          <w:bCs/>
+        </w:rPr>
+      </w:pPr>
+      <w:r>
+        <w:rPr>
+          <w:b/>
+          <w:bCs/>
+        </w:rPr>
+        <w:t>ImageButton</w:t>
+      </w:r>
+    </w:p>
+    <w:p>
+      <w:pPr>
+        <w:pStyle w:val="TextBody"/>
+        <w:numPr>
+          <w:ilvl w:val="0"/>
+          <w:numId w:val="13"/>
+        </w:numPr>
+        <w:bidi w:val="0"/>
+        <w:jc w:val="left"/>
+        <w:rPr/>
+      </w:pPr>
+      <w:r>
+        <w:rPr/>
+        <w:t xml:space="preserve">onClick </w:t>
+      </w:r>
+      <w:r>
+        <w:rPr/>
+        <w:t>ou via c</w:t>
+      </w:r>
+      <w:r>
+        <w:rPr>
+          <w:rFonts w:eastAsia="Noto Serif CJK SC" w:cs="Lohit Devanagari"/>
+          <w:color w:val="auto"/>
+          <w:kern w:val="2"/>
+          <w:sz w:val="24"/>
+          <w:szCs w:val="24"/>
+          <w:lang w:val="pt-BR" w:eastAsia="zh-CN" w:bidi="hi-IN"/>
+        </w:rPr>
+        <w:t xml:space="preserve">ódigo </w:t>
+      </w:r>
+      <w:r>
+        <w:rPr>
+          <w:rFonts w:eastAsia="Noto Serif CJK SC" w:cs="Lohit Devanagari"/>
+          <w:b w:val="false"/>
+          <w:i w:val="false"/>
+          <w:color w:val="auto"/>
+          <w:kern w:val="2"/>
+          <w:sz w:val="24"/>
+          <w:szCs w:val="24"/>
+          <w:lang w:val="pt-BR" w:eastAsia="zh-CN" w:bidi="hi-IN"/>
+        </w:rPr>
+        <w:t>setOnClickListener</w:t>
+      </w:r>
+    </w:p>
+    <w:p>
+      <w:pPr>
+        <w:pStyle w:val="Normal"/>
+        <w:bidi w:val="0"/>
+        <w:jc w:val="left"/>
+        <w:rPr>
+          <w:b/>
+          <w:b/>
+          <w:bCs/>
+        </w:rPr>
+      </w:pPr>
+      <w:r>
+        <w:rPr>
+          <w:b/>
+          <w:bCs/>
+        </w:rPr>
+      </w:r>
+    </w:p>
+    <w:p>
+      <w:pPr>
+        <w:pStyle w:val="Normal"/>
+        <w:bidi w:val="0"/>
+        <w:jc w:val="left"/>
+        <w:rPr>
+          <w:b/>
+          <w:b/>
+          <w:bCs/>
+        </w:rPr>
+      </w:pPr>
+      <w:r>
+        <w:rPr>
+          <w:b/>
+          <w:bCs/>
+        </w:rPr>
+        <w:t>ChipGroup</w:t>
+      </w:r>
+    </w:p>
+    <w:p>
+      <w:pPr>
+        <w:pStyle w:val="Normal"/>
+        <w:numPr>
+          <w:ilvl w:val="0"/>
+          <w:numId w:val="14"/>
+        </w:numPr>
+        <w:bidi w:val="0"/>
+        <w:jc w:val="left"/>
+        <w:rPr/>
+      </w:pPr>
+      <w:r>
+        <w:rPr/>
+        <w:t>OnCheckedChangeListener</w:t>
+      </w:r>
+    </w:p>
+    <w:p>
+      <w:pPr>
+        <w:pStyle w:val="Normal"/>
+        <w:bidi w:val="0"/>
+        <w:jc w:val="left"/>
+        <w:rPr>
+          <w:b/>
+          <w:b/>
+          <w:bCs/>
+        </w:rPr>
+      </w:pPr>
+      <w:r>
+        <w:rPr>
+          <w:b/>
+          <w:bCs/>
+        </w:rPr>
+      </w:r>
+    </w:p>
+    <w:p>
+      <w:pPr>
+        <w:pStyle w:val="Normal"/>
+        <w:bidi w:val="0"/>
+        <w:jc w:val="left"/>
+        <w:rPr>
+          <w:b/>
+          <w:b/>
+          <w:bCs/>
+        </w:rPr>
+      </w:pPr>
+      <w:bookmarkStart w:id="1" w:name="__DdeLink__6431_919648275"/>
+      <w:r>
+        <w:rPr>
+          <w:b/>
+          <w:bCs/>
+        </w:rPr>
+        <w:t>CheckBox</w:t>
+      </w:r>
+      <w:bookmarkEnd w:id="1"/>
+    </w:p>
+    <w:p>
+      <w:pPr>
+        <w:pStyle w:val="Normal"/>
+        <w:numPr>
+          <w:ilvl w:val="0"/>
+          <w:numId w:val="15"/>
+        </w:numPr>
+        <w:bidi w:val="0"/>
+        <w:jc w:val="left"/>
+        <w:rPr/>
+      </w:pPr>
+      <w:r>
+        <w:rPr/>
+        <w:t>onCheckedChange</w:t>
+      </w:r>
+    </w:p>
+    <w:p>
+      <w:pPr>
+        <w:pStyle w:val="Normal"/>
+        <w:numPr>
+          <w:ilvl w:val="0"/>
+          <w:numId w:val="15"/>
+        </w:numPr>
+        <w:bidi w:val="0"/>
+        <w:jc w:val="left"/>
+        <w:rPr>
+          <w:rFonts w:ascii="Liberation Serif" w:hAnsi="Liberation Serif" w:eastAsia="Noto Serif CJK SC" w:cs="Lohit Devanagari"/>
+          <w:color w:val="auto"/>
+          <w:kern w:val="2"/>
+          <w:sz w:val="24"/>
+          <w:szCs w:val="24"/>
+          <w:lang w:val="pt-BR" w:eastAsia="zh-CN" w:bidi="hi-IN"/>
+        </w:rPr>
+      </w:pPr>
+      <w:r>
+        <w:rPr>
+          <w:rFonts w:eastAsia="Noto Serif CJK SC" w:cs="Lohit Devanagari"/>
+          <w:b w:val="false"/>
+          <w:i/>
+          <w:color w:val="auto"/>
+          <w:kern w:val="2"/>
+          <w:sz w:val="24"/>
+          <w:szCs w:val="24"/>
+          <w:lang w:val="pt-BR" w:eastAsia="zh-CN" w:bidi="hi-IN"/>
+        </w:rPr>
+        <w:t>isChecked</w:t>
+      </w:r>
+    </w:p>
+    <w:p>
+      <w:pPr>
+        <w:pStyle w:val="Normal"/>
+        <w:numPr>
+          <w:ilvl w:val="0"/>
+          <w:numId w:val="0"/>
+        </w:numPr>
+        <w:bidi w:val="0"/>
+        <w:ind w:left="720" w:hanging="0"/>
+        <w:jc w:val="left"/>
+        <w:rPr/>
+      </w:pPr>
+      <w:r>
+        <w:rPr/>
+      </w:r>
+    </w:p>
+    <w:p>
+      <w:pPr>
+        <w:pStyle w:val="Normal"/>
+        <w:bidi w:val="0"/>
+        <w:jc w:val="left"/>
+        <w:rPr>
+          <w:b/>
+          <w:b/>
+          <w:bCs/>
+        </w:rPr>
+      </w:pPr>
+      <w:r>
+        <w:rPr>
+          <w:b/>
+          <w:bCs/>
+        </w:rPr>
+      </w:r>
+    </w:p>
+    <w:p>
+      <w:pPr>
+        <w:pStyle w:val="Normal"/>
+        <w:bidi w:val="0"/>
+        <w:jc w:val="left"/>
+        <w:rPr>
+          <w:b/>
+          <w:b/>
+          <w:bCs/>
+        </w:rPr>
+      </w:pPr>
+      <w:r>
+        <w:rPr>
+          <w:b/>
+          <w:bCs/>
+        </w:rPr>
+        <w:t>RadioGroup</w:t>
+      </w:r>
+    </w:p>
+    <w:p>
+      <w:pPr>
+        <w:pStyle w:val="Normal"/>
+        <w:numPr>
+          <w:ilvl w:val="0"/>
+          <w:numId w:val="16"/>
+        </w:numPr>
+        <w:bidi w:val="0"/>
+        <w:jc w:val="left"/>
+        <w:rPr>
+          <w:b w:val="false"/>
+          <w:b w:val="false"/>
+          <w:bCs w:val="false"/>
+        </w:rPr>
+      </w:pPr>
+      <w:r>
+        <w:rPr>
+          <w:b w:val="false"/>
+          <w:bCs w:val="false"/>
+        </w:rPr>
+        <w:t>OnCheckedChange</w:t>
+      </w:r>
+    </w:p>
+    <w:p>
+      <w:pPr>
+        <w:pStyle w:val="Normal"/>
+        <w:numPr>
+          <w:ilvl w:val="0"/>
+          <w:numId w:val="16"/>
+        </w:numPr>
+        <w:bidi w:val="0"/>
+        <w:jc w:val="left"/>
+        <w:rPr>
+          <w:b w:val="false"/>
+          <w:b w:val="false"/>
+          <w:bCs w:val="false"/>
+        </w:rPr>
+      </w:pPr>
+      <w:r>
+        <w:rPr>
+          <w:b w:val="false"/>
+          <w:bCs w:val="false"/>
+        </w:rPr>
+        <w:t>isChecked</w:t>
+      </w:r>
+    </w:p>
+    <w:p>
+      <w:pPr>
+        <w:pStyle w:val="Normal"/>
+        <w:bidi w:val="0"/>
+        <w:jc w:val="left"/>
+        <w:rPr>
+          <w:b/>
+          <w:b/>
+          <w:bCs/>
+        </w:rPr>
+      </w:pPr>
+      <w:r>
+        <w:rPr/>
+      </w:r>
+    </w:p>
+    <w:p>
+      <w:pPr>
+        <w:pStyle w:val="Normal"/>
+        <w:bidi w:val="0"/>
+        <w:jc w:val="left"/>
+        <w:rPr>
+          <w:b/>
+          <w:b/>
+          <w:bCs/>
+        </w:rPr>
+      </w:pPr>
+      <w:r>
+        <w:rPr>
+          <w:b/>
+          <w:bCs/>
+        </w:rPr>
+      </w:r>
+    </w:p>
+    <w:p>
+      <w:pPr>
+        <w:pStyle w:val="Normal"/>
+        <w:bidi w:val="0"/>
+        <w:jc w:val="left"/>
+        <w:rPr/>
+      </w:pPr>
+      <w:r>
+        <w:rPr>
+          <w:b/>
+          <w:bCs/>
+        </w:rPr>
+        <w:t xml:space="preserve">ToggleButton → </w:t>
+      </w:r>
+      <w:bookmarkStart w:id="2" w:name="__DdeLink__6440_919648275"/>
+      <w:r>
+        <w:rPr>
+          <w:b/>
+          <w:bCs/>
+        </w:rPr>
+        <w:t>Switch</w:t>
+      </w:r>
+      <w:bookmarkEnd w:id="2"/>
+    </w:p>
+    <w:p>
+      <w:pPr>
+        <w:pStyle w:val="Normal"/>
+        <w:numPr>
+          <w:ilvl w:val="0"/>
+          <w:numId w:val="17"/>
+        </w:numPr>
+        <w:bidi w:val="0"/>
+        <w:jc w:val="left"/>
+        <w:rPr>
+          <w:b w:val="false"/>
+          <w:b w:val="false"/>
+          <w:bCs w:val="false"/>
+        </w:rPr>
+      </w:pPr>
+      <w:r>
+        <w:rPr>
+          <w:b w:val="false"/>
+          <w:bCs w:val="false"/>
+        </w:rPr>
+        <w:t>OnCheckedChange</w:t>
+      </w:r>
+    </w:p>
+    <w:p>
+      <w:pPr>
+        <w:pStyle w:val="Normal"/>
+        <w:numPr>
+          <w:ilvl w:val="0"/>
+          <w:numId w:val="17"/>
+        </w:numPr>
+        <w:bidi w:val="0"/>
+        <w:jc w:val="left"/>
+        <w:rPr>
+          <w:b w:val="false"/>
+          <w:b w:val="false"/>
+          <w:bCs w:val="false"/>
+        </w:rPr>
+      </w:pPr>
+      <w:r>
+        <w:rPr>
+          <w:rFonts w:eastAsia="Noto Serif CJK SC" w:cs="Lohit Devanagari"/>
+          <w:b w:val="false"/>
+          <w:bCs w:val="false"/>
+          <w:i/>
+          <w:color w:val="auto"/>
+          <w:kern w:val="2"/>
+          <w:sz w:val="24"/>
+          <w:szCs w:val="24"/>
+          <w:lang w:val="pt-BR" w:eastAsia="zh-CN" w:bidi="hi-IN"/>
+        </w:rPr>
+        <w:t>isChecked</w:t>
+      </w:r>
+    </w:p>
+    <w:p>
+      <w:pPr>
+        <w:pStyle w:val="Normal"/>
+        <w:bidi w:val="0"/>
+        <w:jc w:val="left"/>
+        <w:rPr/>
+      </w:pPr>
+      <w:r>
+        <w:rPr/>
+      </w:r>
+    </w:p>
+    <w:p>
+      <w:pPr>
+        <w:pStyle w:val="Normal"/>
+        <w:bidi w:val="0"/>
+        <w:jc w:val="left"/>
+        <w:rPr/>
+      </w:pPr>
+      <w:r>
+        <w:rPr/>
+      </w:r>
+    </w:p>
+    <w:p>
+      <w:pPr>
+        <w:pStyle w:val="Heading3"/>
+        <w:numPr>
+          <w:ilvl w:val="2"/>
+          <w:numId w:val="2"/>
+        </w:numPr>
+        <w:rPr/>
+      </w:pPr>
+      <w:r>
+        <w:rPr/>
+      </w:r>
+    </w:p>
+    <w:p>
+      <w:pPr>
+        <w:pStyle w:val="TextBody"/>
+        <w:numPr>
+          <w:ilvl w:val="0"/>
+          <w:numId w:val="0"/>
+        </w:numPr>
+        <w:ind w:left="720" w:hanging="0"/>
+        <w:rPr>
+          <w:rFonts w:ascii="Liberation Serif" w:hAnsi="Liberation Serif" w:eastAsia="Noto Serif CJK SC" w:cs="Lohit Devanagari"/>
+          <w:b w:val="false"/>
+          <w:b w:val="false"/>
+          <w:i w:val="false"/>
+          <w:i w:val="false"/>
+          <w:color w:val="auto"/>
+          <w:kern w:val="2"/>
+          <w:sz w:val="24"/>
+          <w:szCs w:val="24"/>
+          <w:lang w:val="pt-BR" w:eastAsia="zh-CN" w:bidi="hi-IN"/>
+        </w:rPr>
+      </w:pPr>
+      <w:r>
+        <w:rPr/>
+      </w:r>
+    </w:p>
+    <w:p>
+      <w:pPr>
+        <w:pStyle w:val="TextBody"/>
+        <w:numPr>
+          <w:ilvl w:val="0"/>
+          <w:numId w:val="0"/>
+        </w:numPr>
+        <w:ind w:left="720" w:hanging="0"/>
+        <w:rPr>
+          <w:rFonts w:ascii="Liberation Serif" w:hAnsi="Liberation Serif" w:eastAsia="Noto Serif CJK SC" w:cs="Lohit Devanagari"/>
+          <w:b w:val="false"/>
+          <w:b w:val="false"/>
+          <w:i w:val="false"/>
+          <w:i w:val="false"/>
+          <w:color w:val="auto"/>
+          <w:kern w:val="2"/>
+          <w:sz w:val="24"/>
+          <w:szCs w:val="24"/>
+          <w:lang w:val="pt-BR" w:eastAsia="zh-CN" w:bidi="hi-IN"/>
+        </w:rPr>
+      </w:pPr>
+      <w:r>
+        <w:rPr/>
+      </w:r>
+    </w:p>
+    <w:p>
+      <w:pPr>
+        <w:pStyle w:val="Normal"/>
+        <w:bidi w:val="0"/>
+        <w:jc w:val="left"/>
+        <w:rPr/>
+      </w:pPr>
+      <w:r>
+        <w:rPr/>
+      </w:r>
+    </w:p>
+    <w:p>
+      <w:pPr>
+        <w:pStyle w:val="Normal"/>
+        <w:bidi w:val="0"/>
+        <w:jc w:val="left"/>
+        <w:rPr>
+          <w:b/>
+          <w:b/>
+          <w:bCs/>
+        </w:rPr>
+      </w:pPr>
+      <w:r>
+        <w:rPr>
+          <w:b/>
+          <w:bCs/>
+        </w:rPr>
+      </w:r>
+      <w:r>
+        <w:br w:type="page"/>
+      </w:r>
+    </w:p>
+    <w:p>
+      <w:pPr>
+        <w:pStyle w:val="Heading1"/>
+        <w:numPr>
+          <w:ilvl w:val="0"/>
+          <w:numId w:val="2"/>
+        </w:numPr>
+        <w:bidi w:val="0"/>
+        <w:jc w:val="left"/>
+        <w:rPr/>
+      </w:pPr>
+      <w:r>
+        <w:rPr/>
+        <w:t>Demonstração de prot</w:t>
+      </w:r>
+      <w:r>
+        <w:rPr>
+          <w:rFonts w:eastAsia="Noto Sans CJK SC" w:cs="Lohit Devanagari"/>
+          <w:b/>
+          <w:bCs/>
+          <w:sz w:val="36"/>
+          <w:szCs w:val="36"/>
+        </w:rPr>
         <w:t>ó</w:t>
       </w:r>
       <w:r>
@@ -2009,6 +2729,18 @@
       </w:pPr>
       <w:r>
         <w:rPr/>
+        <w:t>https://github.com/FagnerZanata/IFSUL_Android</w:t>
+      </w:r>
+    </w:p>
+    <w:p>
+      <w:pPr>
+        <w:pStyle w:val="TextBody"/>
+        <w:bidi w:val="0"/>
+        <w:jc w:val="left"/>
+        <w:rPr/>
+      </w:pPr>
+      <w:r>
+        <w:rPr/>
       </w:r>
     </w:p>
     <w:p>
@@ -2060,6 +2792,10 @@
     <w:p>
       <w:pPr>
         <w:pStyle w:val="Heading1"/>
+        <w:numPr>
+          <w:ilvl w:val="0"/>
+          <w:numId w:val="2"/>
+        </w:numPr>
         <w:bidi w:val="0"/>
         <w:jc w:val="left"/>
         <w:rPr/>
@@ -2074,7 +2810,7 @@
         <w:pStyle w:val="Normal"/>
         <w:numPr>
           <w:ilvl w:val="0"/>
-          <w:numId w:val="3"/>
+          <w:numId w:val="4"/>
         </w:numPr>
         <w:bidi w:val="0"/>
         <w:jc w:val="left"/>
@@ -2097,7 +2833,7 @@
         <w:pStyle w:val="Normal"/>
         <w:numPr>
           <w:ilvl w:val="0"/>
-          <w:numId w:val="3"/>
+          <w:numId w:val="4"/>
         </w:numPr>
         <w:bidi w:val="0"/>
         <w:jc w:val="left"/>
@@ -2120,7 +2856,7 @@
         <w:pStyle w:val="Normal"/>
         <w:numPr>
           <w:ilvl w:val="0"/>
-          <w:numId w:val="3"/>
+          <w:numId w:val="4"/>
         </w:numPr>
         <w:bidi w:val="0"/>
         <w:jc w:val="left"/>
@@ -2143,29 +2879,22 @@
         <w:pStyle w:val="Normal"/>
         <w:numPr>
           <w:ilvl w:val="0"/>
-          <w:numId w:val="3"/>
-        </w:numPr>
-        <w:bidi w:val="0"/>
-        <w:jc w:val="left"/>
-        <w:rPr>
-          <w:b w:val="false"/>
-          <w:b w:val="false"/>
-          <w:bCs w:val="false"/>
-        </w:rPr>
-      </w:pPr>
-      <w:r>
-        <w:rPr>
-          <w:b w:val="false"/>
-          <w:bCs w:val="false"/>
-        </w:rPr>
-        <w:t xml:space="preserve">Design System </w:t>
-      </w:r>
-      <w:r>
-        <w:rPr>
-          <w:b w:val="false"/>
-          <w:bCs w:val="false"/>
-        </w:rPr>
-        <w:t>para Android</w:t>
+          <w:numId w:val="4"/>
+        </w:numPr>
+        <w:bidi w:val="0"/>
+        <w:jc w:val="left"/>
+        <w:rPr>
+          <w:b w:val="false"/>
+          <w:b w:val="false"/>
+          <w:bCs w:val="false"/>
+        </w:rPr>
+      </w:pPr>
+      <w:r>
+        <w:rPr>
+          <w:b w:val="false"/>
+          <w:bCs w:val="false"/>
+        </w:rPr>
+        <w:t>Design System para Android</w:t>
       </w:r>
     </w:p>
     <w:p>
@@ -2207,6 +2936,10 @@
     <w:p>
       <w:pPr>
         <w:pStyle w:val="Heading1"/>
+        <w:numPr>
+          <w:ilvl w:val="0"/>
+          <w:numId w:val="2"/>
+        </w:numPr>
         <w:bidi w:val="0"/>
         <w:jc w:val="left"/>
         <w:rPr/>
@@ -2274,6 +3007,10 @@
     <w:p>
       <w:pPr>
         <w:pStyle w:val="Heading1"/>
+        <w:numPr>
+          <w:ilvl w:val="0"/>
+          <w:numId w:val="2"/>
+        </w:numPr>
         <w:bidi w:val="0"/>
         <w:jc w:val="left"/>
         <w:rPr/>
@@ -2290,41 +3027,37 @@
         <w:jc w:val="left"/>
         <w:rPr/>
       </w:pPr>
-      <w:hyperlink r:id="rId7">
-        <w:r>
-          <w:rPr>
-            <w:rStyle w:val="InternetLink"/>
-          </w:rPr>
-          <w:t>https://developer.android.com/studio</w:t>
-        </w:r>
-      </w:hyperlink>
-    </w:p>
-    <w:p>
-      <w:pPr>
-        <w:pStyle w:val="Normal"/>
-        <w:bidi w:val="0"/>
-        <w:jc w:val="left"/>
-        <w:rPr/>
-      </w:pPr>
-      <w:hyperlink r:id="rId9">
-        <w:r>
-          <w:rPr>
-            <w:rStyle w:val="InternetLink"/>
-            <w:b w:val="false"/>
-            <w:bCs w:val="false"/>
-          </w:rPr>
-          <w:t>https://developer.android.com/studio/install</w:t>
-        </w:r>
-      </w:hyperlink>
-    </w:p>
-    <w:p>
-      <w:pPr>
-        <w:pStyle w:val="Normal"/>
-        <w:bidi w:val="0"/>
-        <w:jc w:val="left"/>
-        <w:rPr/>
-      </w:pPr>
-      <w:hyperlink r:id="rId11">
+      <w:r>
+        <w:rPr>
+          <w:rStyle w:val="InternetLink"/>
+        </w:rPr>
+        <w:t>https://developer.android.com/studio</w:t>
+      </w:r>
+    </w:p>
+    <w:p>
+      <w:pPr>
+        <w:pStyle w:val="Normal"/>
+        <w:bidi w:val="0"/>
+        <w:jc w:val="left"/>
+        <w:rPr/>
+      </w:pPr>
+      <w:r>
+        <w:rPr>
+          <w:rStyle w:val="InternetLink"/>
+          <w:b w:val="false"/>
+          <w:bCs w:val="false"/>
+        </w:rPr>
+        <w:t>https://developer.android.com/studio/install</w:t>
+      </w:r>
+    </w:p>
+    <w:p>
+      <w:pPr>
+        <w:pStyle w:val="Normal"/>
+        <w:bidi w:val="0"/>
+        <w:jc w:val="left"/>
+        <w:rPr/>
+      </w:pPr>
+      <w:hyperlink r:id="rId5">
         <w:r>
           <w:rPr>
             <w:rStyle w:val="InternetLink"/>
@@ -2340,14 +3073,33 @@
         <w:pStyle w:val="Normal"/>
         <w:bidi w:val="0"/>
         <w:jc w:val="left"/>
-        <w:rPr>
-          <w:b w:val="false"/>
-          <w:b w:val="false"/>
-          <w:bCs w:val="false"/>
-        </w:rPr>
-      </w:pPr>
-      <w:r>
-        <w:rPr/>
+        <w:rPr/>
+      </w:pPr>
+      <w:r>
+        <w:rPr>
+          <w:rStyle w:val="InternetLink"/>
+          <w:b w:val="false"/>
+          <w:bCs w:val="false"/>
+        </w:rPr>
+        <w:t>https://developer.android.com/develop/ui/views/touch-and-input/input-events?hl=pt-br</w:t>
+      </w:r>
+    </w:p>
+    <w:p>
+      <w:pPr>
+        <w:pStyle w:val="Normal"/>
+        <w:bidi w:val="0"/>
+        <w:jc w:val="left"/>
+        <w:rPr>
+          <w:b w:val="false"/>
+          <w:b w:val="false"/>
+          <w:bCs w:val="false"/>
+        </w:rPr>
+      </w:pPr>
+      <w:r>
+        <w:rPr>
+          <w:b w:val="false"/>
+          <w:bCs w:val="false"/>
+        </w:rPr>
       </w:r>
     </w:p>
     <w:p>
@@ -2372,7 +3124,7 @@
       <w:pgNumType w:fmt="decimal"/>
       <w:formProt w:val="false"/>
       <w:textDirection w:val="lrTb"/>
-      <w:docGrid w:type="default" w:linePitch="312" w:charSpace="4294961151"/>
+      <w:docGrid w:type="default" w:linePitch="312" w:charSpace="0"/>
     </w:sectPr>
   </w:body>
 </w:document>
@@ -2383,7 +3135,6 @@
   <w:abstractNum w:abstractNumId="1">
     <w:lvl w:ilvl="0">
       <w:start w:val="1"/>
-      <w:pStyle w:val="Heading1"/>
       <w:numFmt w:val="none"/>
       <w:suff w:val="nothing"/>
       <w:lvlText w:val=""/>
@@ -2397,7 +3148,6 @@
     </w:lvl>
     <w:lvl w:ilvl="1">
       <w:start w:val="1"/>
-      <w:pStyle w:val="Heading2"/>
       <w:numFmt w:val="none"/>
       <w:suff w:val="nothing"/>
       <w:lvlText w:val=""/>
@@ -2411,7 +3161,6 @@
     </w:lvl>
     <w:lvl w:ilvl="2">
       <w:start w:val="1"/>
-      <w:pStyle w:val="Heading3"/>
       <w:numFmt w:val="none"/>
       <w:suff w:val="nothing"/>
       <w:lvlText w:val=""/>
@@ -2505,118 +3254,127 @@
   <w:abstractNum w:abstractNumId="2">
     <w:lvl w:ilvl="0">
       <w:start w:val="1"/>
-      <w:numFmt w:val="decimal"/>
-      <w:lvlText w:val="%1)"/>
-      <w:lvlJc w:val="left"/>
-      <w:pPr>
-        <w:tabs>
-          <w:tab w:val="num" w:pos="720"/>
-        </w:tabs>
-        <w:ind w:left="720" w:hanging="360"/>
+      <w:numFmt w:val="none"/>
+      <w:suff w:val="nothing"/>
+      <w:lvlText w:val=""/>
+      <w:lvlJc w:val="left"/>
+      <w:pPr>
+        <w:tabs>
+          <w:tab w:val="num" w:pos="0"/>
+        </w:tabs>
+        <w:ind w:left="0" w:hanging="0"/>
       </w:pPr>
       <w:rPr/>
     </w:lvl>
     <w:lvl w:ilvl="1">
       <w:start w:val="1"/>
-      <w:numFmt w:val="decimal"/>
-      <w:lvlText w:val="%2)"/>
-      <w:lvlJc w:val="left"/>
-      <w:pPr>
-        <w:tabs>
-          <w:tab w:val="num" w:pos="1080"/>
-        </w:tabs>
-        <w:ind w:left="1080" w:hanging="360"/>
+      <w:numFmt w:val="none"/>
+      <w:suff w:val="nothing"/>
+      <w:lvlText w:val=""/>
+      <w:lvlJc w:val="left"/>
+      <w:pPr>
+        <w:tabs>
+          <w:tab w:val="num" w:pos="0"/>
+        </w:tabs>
+        <w:ind w:left="0" w:hanging="0"/>
       </w:pPr>
       <w:rPr/>
     </w:lvl>
     <w:lvl w:ilvl="2">
       <w:start w:val="1"/>
-      <w:numFmt w:val="decimal"/>
-      <w:lvlText w:val="%3)"/>
-      <w:lvlJc w:val="left"/>
-      <w:pPr>
-        <w:tabs>
-          <w:tab w:val="num" w:pos="1440"/>
-        </w:tabs>
-        <w:ind w:left="1440" w:hanging="360"/>
+      <w:numFmt w:val="none"/>
+      <w:suff w:val="nothing"/>
+      <w:lvlText w:val=""/>
+      <w:lvlJc w:val="left"/>
+      <w:pPr>
+        <w:tabs>
+          <w:tab w:val="num" w:pos="0"/>
+        </w:tabs>
+        <w:ind w:left="0" w:hanging="0"/>
       </w:pPr>
       <w:rPr/>
     </w:lvl>
     <w:lvl w:ilvl="3">
       <w:start w:val="1"/>
-      <w:numFmt w:val="decimal"/>
-      <w:lvlText w:val="%4)"/>
-      <w:lvlJc w:val="left"/>
-      <w:pPr>
-        <w:tabs>
-          <w:tab w:val="num" w:pos="1800"/>
-        </w:tabs>
-        <w:ind w:left="1800" w:hanging="360"/>
+      <w:numFmt w:val="none"/>
+      <w:suff w:val="nothing"/>
+      <w:lvlText w:val=""/>
+      <w:lvlJc w:val="left"/>
+      <w:pPr>
+        <w:tabs>
+          <w:tab w:val="num" w:pos="0"/>
+        </w:tabs>
+        <w:ind w:left="0" w:hanging="0"/>
       </w:pPr>
       <w:rPr/>
     </w:lvl>
     <w:lvl w:ilvl="4">
       <w:start w:val="1"/>
-      <w:numFmt w:val="decimal"/>
-      <w:lvlText w:val="%5)"/>
-      <w:lvlJc w:val="left"/>
-      <w:pPr>
-        <w:tabs>
-          <w:tab w:val="num" w:pos="2160"/>
-        </w:tabs>
-        <w:ind w:left="2160" w:hanging="360"/>
+      <w:numFmt w:val="none"/>
+      <w:suff w:val="nothing"/>
+      <w:lvlText w:val=""/>
+      <w:lvlJc w:val="left"/>
+      <w:pPr>
+        <w:tabs>
+          <w:tab w:val="num" w:pos="0"/>
+        </w:tabs>
+        <w:ind w:left="0" w:hanging="0"/>
       </w:pPr>
       <w:rPr/>
     </w:lvl>
     <w:lvl w:ilvl="5">
       <w:start w:val="1"/>
-      <w:numFmt w:val="decimal"/>
-      <w:lvlText w:val="%6)"/>
-      <w:lvlJc w:val="left"/>
-      <w:pPr>
-        <w:tabs>
-          <w:tab w:val="num" w:pos="2520"/>
-        </w:tabs>
-        <w:ind w:left="2520" w:hanging="360"/>
+      <w:numFmt w:val="none"/>
+      <w:suff w:val="nothing"/>
+      <w:lvlText w:val=""/>
+      <w:lvlJc w:val="left"/>
+      <w:pPr>
+        <w:tabs>
+          <w:tab w:val="num" w:pos="0"/>
+        </w:tabs>
+        <w:ind w:left="0" w:hanging="0"/>
       </w:pPr>
       <w:rPr/>
     </w:lvl>
     <w:lvl w:ilvl="6">
       <w:start w:val="1"/>
-      <w:numFmt w:val="decimal"/>
-      <w:lvlText w:val="%7)"/>
-      <w:lvlJc w:val="left"/>
-      <w:pPr>
-        <w:tabs>
-          <w:tab w:val="num" w:pos="2880"/>
-        </w:tabs>
-        <w:ind w:left="2880" w:hanging="360"/>
+      <w:numFmt w:val="none"/>
+      <w:suff w:val="nothing"/>
+      <w:lvlText w:val=""/>
+      <w:lvlJc w:val="left"/>
+      <w:pPr>
+        <w:tabs>
+          <w:tab w:val="num" w:pos="0"/>
+        </w:tabs>
+        <w:ind w:left="0" w:hanging="0"/>
       </w:pPr>
       <w:rPr/>
     </w:lvl>
     <w:lvl w:ilvl="7">
       <w:start w:val="1"/>
-      <w:numFmt w:val="decimal"/>
-      <w:lvlText w:val="%8)"/>
-      <w:lvlJc w:val="left"/>
-      <w:pPr>
-        <w:tabs>
-          <w:tab w:val="num" w:pos="3240"/>
-        </w:tabs>
-        <w:ind w:left="3240" w:hanging="360"/>
+      <w:numFmt w:val="none"/>
+      <w:suff w:val="nothing"/>
+      <w:lvlText w:val=""/>
+      <w:lvlJc w:val="left"/>
+      <w:pPr>
+        <w:tabs>
+          <w:tab w:val="num" w:pos="0"/>
+        </w:tabs>
+        <w:ind w:left="0" w:hanging="0"/>
       </w:pPr>
       <w:rPr/>
     </w:lvl>
     <w:lvl w:ilvl="8">
       <w:start w:val="1"/>
-      <w:numFmt w:val="decimal"/>
-      <w:lvlText w:val="%9)"/>
-      <w:lvlJc w:val="left"/>
-      <w:pPr>
-        <w:tabs>
-          <w:tab w:val="num" w:pos="3600"/>
-        </w:tabs>
-        <w:ind w:left="3600" w:hanging="360"/>
+      <w:numFmt w:val="none"/>
+      <w:suff w:val="nothing"/>
+      <w:lvlText w:val=""/>
+      <w:lvlJc w:val="left"/>
+      <w:pPr>
+        <w:tabs>
+          <w:tab w:val="num" w:pos="0"/>
+        </w:tabs>
+        <w:ind w:left="0" w:hanging="0"/>
       </w:pPr>
       <w:rPr/>
     </w:lvl>
@@ -2624,8 +3382,8 @@
   <w:abstractNum w:abstractNumId="3">
     <w:lvl w:ilvl="0">
       <w:start w:val="1"/>
-      <w:numFmt w:val="bullet"/>
-      <w:lvlText w:val=""/>
+      <w:numFmt w:val="decimal"/>
+      <w:lvlText w:val="%1)"/>
       <w:lvlJc w:val="left"/>
       <w:pPr>
         <w:tabs>
@@ -2633,14 +3391,12 @@
         </w:tabs>
         <w:ind w:left="720" w:hanging="360"/>
       </w:pPr>
-      <w:rPr>
-        <w:rFonts w:ascii="Symbol" w:hAnsi="Symbol" w:cs="Symbol" w:hint="default"/>
-      </w:rPr>
+      <w:rPr/>
     </w:lvl>
     <w:lvl w:ilvl="1">
       <w:start w:val="1"/>
-      <w:numFmt w:val="bullet"/>
-      <w:lvlText w:val="◦"/>
+      <w:numFmt w:val="decimal"/>
+      <w:lvlText w:val="%2)"/>
       <w:lvlJc w:val="left"/>
       <w:pPr>
         <w:tabs>
@@ -2648,14 +3404,12 @@
         </w:tabs>
         <w:ind w:left="1080" w:hanging="360"/>
       </w:pPr>
-      <w:rPr>
-        <w:rFonts w:ascii="OpenSymbol" w:hAnsi="OpenSymbol" w:cs="OpenSymbol" w:hint="default"/>
-      </w:rPr>
+      <w:rPr/>
     </w:lvl>
     <w:lvl w:ilvl="2">
       <w:start w:val="1"/>
-      <w:numFmt w:val="bullet"/>
-      <w:lvlText w:val="▪"/>
+      <w:numFmt w:val="decimal"/>
+      <w:lvlText w:val="%3)"/>
       <w:lvlJc w:val="left"/>
       <w:pPr>
         <w:tabs>
@@ -2663,14 +3417,12 @@
         </w:tabs>
         <w:ind w:left="1440" w:hanging="360"/>
       </w:pPr>
-      <w:rPr>
-        <w:rFonts w:ascii="OpenSymbol" w:hAnsi="OpenSymbol" w:cs="OpenSymbol" w:hint="default"/>
-      </w:rPr>
+      <w:rPr/>
     </w:lvl>
     <w:lvl w:ilvl="3">
       <w:start w:val="1"/>
-      <w:numFmt w:val="bullet"/>
-      <w:lvlText w:val=""/>
+      <w:numFmt w:val="decimal"/>
+      <w:lvlText w:val="%4)"/>
       <w:lvlJc w:val="left"/>
       <w:pPr>
         <w:tabs>
@@ -2678,14 +3430,12 @@
         </w:tabs>
         <w:ind w:left="1800" w:hanging="360"/>
       </w:pPr>
-      <w:rPr>
-        <w:rFonts w:ascii="Symbol" w:hAnsi="Symbol" w:cs="Symbol" w:hint="default"/>
-      </w:rPr>
+      <w:rPr/>
     </w:lvl>
     <w:lvl w:ilvl="4">
       <w:start w:val="1"/>
-      <w:numFmt w:val="bullet"/>
-      <w:lvlText w:val="◦"/>
+      <w:numFmt w:val="decimal"/>
+      <w:lvlText w:val="%5)"/>
       <w:lvlJc w:val="left"/>
       <w:pPr>
         <w:tabs>
@@ -2693,14 +3443,12 @@
         </w:tabs>
         <w:ind w:left="2160" w:hanging="360"/>
       </w:pPr>
-      <w:rPr>
-        <w:rFonts w:ascii="OpenSymbol" w:hAnsi="OpenSymbol" w:cs="OpenSymbol" w:hint="default"/>
-      </w:rPr>
+      <w:rPr/>
     </w:lvl>
     <w:lvl w:ilvl="5">
       <w:start w:val="1"/>
-      <w:numFmt w:val="bullet"/>
-      <w:lvlText w:val="▪"/>
+      <w:numFmt w:val="decimal"/>
+      <w:lvlText w:val="%6)"/>
       <w:lvlJc w:val="left"/>
       <w:pPr>
         <w:tabs>
@@ -2708,14 +3456,12 @@
         </w:tabs>
         <w:ind w:left="2520" w:hanging="360"/>
       </w:pPr>
-      <w:rPr>
-        <w:rFonts w:ascii="OpenSymbol" w:hAnsi="OpenSymbol" w:cs="OpenSymbol" w:hint="default"/>
-      </w:rPr>
+      <w:rPr/>
     </w:lvl>
     <w:lvl w:ilvl="6">
       <w:start w:val="1"/>
-      <w:numFmt w:val="bullet"/>
-      <w:lvlText w:val=""/>
+      <w:numFmt w:val="decimal"/>
+      <w:lvlText w:val="%7)"/>
       <w:lvlJc w:val="left"/>
       <w:pPr>
         <w:tabs>
@@ -2723,14 +3469,12 @@
         </w:tabs>
         <w:ind w:left="2880" w:hanging="360"/>
       </w:pPr>
-      <w:rPr>
-        <w:rFonts w:ascii="Symbol" w:hAnsi="Symbol" w:cs="Symbol" w:hint="default"/>
-      </w:rPr>
+      <w:rPr/>
     </w:lvl>
     <w:lvl w:ilvl="7">
       <w:start w:val="1"/>
-      <w:numFmt w:val="bullet"/>
-      <w:lvlText w:val="◦"/>
+      <w:numFmt w:val="decimal"/>
+      <w:lvlText w:val="%8)"/>
       <w:lvlJc w:val="left"/>
       <w:pPr>
         <w:tabs>
@@ -2738,14 +3482,12 @@
         </w:tabs>
         <w:ind w:left="3240" w:hanging="360"/>
       </w:pPr>
-      <w:rPr>
-        <w:rFonts w:ascii="OpenSymbol" w:hAnsi="OpenSymbol" w:cs="OpenSymbol" w:hint="default"/>
-      </w:rPr>
+      <w:rPr/>
     </w:lvl>
     <w:lvl w:ilvl="8">
       <w:start w:val="1"/>
-      <w:numFmt w:val="bullet"/>
-      <w:lvlText w:val="▪"/>
+      <w:numFmt w:val="decimal"/>
+      <w:lvlText w:val="%9)"/>
       <w:lvlJc w:val="left"/>
       <w:pPr>
         <w:tabs>
@@ -2753,9 +3495,7 @@
         </w:tabs>
         <w:ind w:left="3600" w:hanging="360"/>
       </w:pPr>
-      <w:rPr>
-        <w:rFonts w:ascii="OpenSymbol" w:hAnsi="OpenSymbol" w:cs="OpenSymbol" w:hint="default"/>
-      </w:rPr>
+      <w:rPr/>
     </w:lvl>
   </w:abstractNum>
   <w:abstractNum w:abstractNumId="4">
@@ -2766,9 +3506,9 @@
       <w:lvlJc w:val="left"/>
       <w:pPr>
         <w:tabs>
-          <w:tab w:val="num" w:pos="360"/>
-        </w:tabs>
-        <w:ind w:left="360" w:hanging="360"/>
+          <w:tab w:val="num" w:pos="720"/>
+        </w:tabs>
+        <w:ind w:left="720" w:hanging="360"/>
       </w:pPr>
       <w:rPr>
         <w:rFonts w:ascii="Symbol" w:hAnsi="Symbol" w:cs="Symbol" w:hint="default"/>
@@ -2781,9 +3521,9 @@
       <w:lvlJc w:val="left"/>
       <w:pPr>
         <w:tabs>
-          <w:tab w:val="num" w:pos="720"/>
-        </w:tabs>
-        <w:ind w:left="720" w:hanging="360"/>
+          <w:tab w:val="num" w:pos="1080"/>
+        </w:tabs>
+        <w:ind w:left="1080" w:hanging="360"/>
       </w:pPr>
       <w:rPr>
         <w:rFonts w:ascii="OpenSymbol" w:hAnsi="OpenSymbol" w:cs="OpenSymbol" w:hint="default"/>
@@ -2796,9 +3536,9 @@
       <w:lvlJc w:val="left"/>
       <w:pPr>
         <w:tabs>
-          <w:tab w:val="num" w:pos="1080"/>
-        </w:tabs>
-        <w:ind w:left="1080" w:hanging="360"/>
+          <w:tab w:val="num" w:pos="1440"/>
+        </w:tabs>
+        <w:ind w:left="1440" w:hanging="360"/>
       </w:pPr>
       <w:rPr>
         <w:rFonts w:ascii="OpenSymbol" w:hAnsi="OpenSymbol" w:cs="OpenSymbol" w:hint="default"/>
@@ -2811,9 +3551,9 @@
       <w:lvlJc w:val="left"/>
       <w:pPr>
         <w:tabs>
-          <w:tab w:val="num" w:pos="1440"/>
-        </w:tabs>
-        <w:ind w:left="1440" w:hanging="360"/>
+          <w:tab w:val="num" w:pos="1800"/>
+        </w:tabs>
+        <w:ind w:left="1800" w:hanging="360"/>
       </w:pPr>
       <w:rPr>
         <w:rFonts w:ascii="Symbol" w:hAnsi="Symbol" w:cs="Symbol" w:hint="default"/>
@@ -2826,9 +3566,9 @@
       <w:lvlJc w:val="left"/>
       <w:pPr>
         <w:tabs>
-          <w:tab w:val="num" w:pos="1800"/>
-        </w:tabs>
-        <w:ind w:left="1800" w:hanging="360"/>
+          <w:tab w:val="num" w:pos="2160"/>
+        </w:tabs>
+        <w:ind w:left="2160" w:hanging="360"/>
       </w:pPr>
       <w:rPr>
         <w:rFonts w:ascii="OpenSymbol" w:hAnsi="OpenSymbol" w:cs="OpenSymbol" w:hint="default"/>
@@ -2841,9 +3581,9 @@
       <w:lvlJc w:val="left"/>
       <w:pPr>
         <w:tabs>
-          <w:tab w:val="num" w:pos="2160"/>
-        </w:tabs>
-        <w:ind w:left="2160" w:hanging="360"/>
+          <w:tab w:val="num" w:pos="2520"/>
+        </w:tabs>
+        <w:ind w:left="2520" w:hanging="360"/>
       </w:pPr>
       <w:rPr>
         <w:rFonts w:ascii="OpenSymbol" w:hAnsi="OpenSymbol" w:cs="OpenSymbol" w:hint="default"/>
@@ -2856,9 +3596,9 @@
       <w:lvlJc w:val="left"/>
       <w:pPr>
         <w:tabs>
-          <w:tab w:val="num" w:pos="2520"/>
-        </w:tabs>
-        <w:ind w:left="2520" w:hanging="360"/>
+          <w:tab w:val="num" w:pos="2880"/>
+        </w:tabs>
+        <w:ind w:left="2880" w:hanging="360"/>
       </w:pPr>
       <w:rPr>
         <w:rFonts w:ascii="Symbol" w:hAnsi="Symbol" w:cs="Symbol" w:hint="default"/>
@@ -2871,9 +3611,9 @@
       <w:lvlJc w:val="left"/>
       <w:pPr>
         <w:tabs>
-          <w:tab w:val="num" w:pos="2880"/>
-        </w:tabs>
-        <w:ind w:left="2880" w:hanging="360"/>
+          <w:tab w:val="num" w:pos="3240"/>
+        </w:tabs>
+        <w:ind w:left="3240" w:hanging="360"/>
       </w:pPr>
       <w:rPr>
         <w:rFonts w:ascii="OpenSymbol" w:hAnsi="OpenSymbol" w:cs="OpenSymbol" w:hint="default"/>
@@ -2886,9 +3626,9 @@
       <w:lvlJc w:val="left"/>
       <w:pPr>
         <w:tabs>
-          <w:tab w:val="num" w:pos="3240"/>
-        </w:tabs>
-        <w:ind w:left="3240" w:hanging="360"/>
+          <w:tab w:val="num" w:pos="3600"/>
+        </w:tabs>
+        <w:ind w:left="3600" w:hanging="360"/>
       </w:pPr>
       <w:rPr>
         <w:rFonts w:ascii="OpenSymbol" w:hAnsi="OpenSymbol" w:cs="OpenSymbol" w:hint="default"/>
@@ -2903,129 +3643,129 @@
       <w:lvlJc w:val="left"/>
       <w:pPr>
         <w:tabs>
+          <w:tab w:val="num" w:pos="360"/>
+        </w:tabs>
+        <w:ind w:left="360" w:hanging="360"/>
+      </w:pPr>
+      <w:rPr>
+        <w:rFonts w:ascii="Symbol" w:hAnsi="Symbol" w:cs="Symbol" w:hint="default"/>
+      </w:rPr>
+    </w:lvl>
+    <w:lvl w:ilvl="1">
+      <w:start w:val="1"/>
+      <w:numFmt w:val="bullet"/>
+      <w:lvlText w:val="◦"/>
+      <w:lvlJc w:val="left"/>
+      <w:pPr>
+        <w:tabs>
           <w:tab w:val="num" w:pos="720"/>
         </w:tabs>
         <w:ind w:left="720" w:hanging="360"/>
       </w:pPr>
       <w:rPr>
+        <w:rFonts w:ascii="OpenSymbol" w:hAnsi="OpenSymbol" w:cs="OpenSymbol" w:hint="default"/>
+      </w:rPr>
+    </w:lvl>
+    <w:lvl w:ilvl="2">
+      <w:start w:val="1"/>
+      <w:numFmt w:val="bullet"/>
+      <w:lvlText w:val="▪"/>
+      <w:lvlJc w:val="left"/>
+      <w:pPr>
+        <w:tabs>
+          <w:tab w:val="num" w:pos="1080"/>
+        </w:tabs>
+        <w:ind w:left="1080" w:hanging="360"/>
+      </w:pPr>
+      <w:rPr>
+        <w:rFonts w:ascii="OpenSymbol" w:hAnsi="OpenSymbol" w:cs="OpenSymbol" w:hint="default"/>
+      </w:rPr>
+    </w:lvl>
+    <w:lvl w:ilvl="3">
+      <w:start w:val="1"/>
+      <w:numFmt w:val="bullet"/>
+      <w:lvlText w:val=""/>
+      <w:lvlJc w:val="left"/>
+      <w:pPr>
+        <w:tabs>
+          <w:tab w:val="num" w:pos="1440"/>
+        </w:tabs>
+        <w:ind w:left="1440" w:hanging="360"/>
+      </w:pPr>
+      <w:rPr>
         <w:rFonts w:ascii="Symbol" w:hAnsi="Symbol" w:cs="Symbol" w:hint="default"/>
       </w:rPr>
     </w:lvl>
-    <w:lvl w:ilvl="1">
+    <w:lvl w:ilvl="4">
       <w:start w:val="1"/>
       <w:numFmt w:val="bullet"/>
       <w:lvlText w:val="◦"/>
       <w:lvlJc w:val="left"/>
       <w:pPr>
         <w:tabs>
-          <w:tab w:val="num" w:pos="1080"/>
-        </w:tabs>
-        <w:ind w:left="1080" w:hanging="360"/>
-      </w:pPr>
-      <w:rPr>
-        <w:rFonts w:ascii="OpenSymbol" w:hAnsi="OpenSymbol" w:cs="OpenSymbol" w:hint="default"/>
-      </w:rPr>
-    </w:lvl>
-    <w:lvl w:ilvl="2">
+          <w:tab w:val="num" w:pos="1800"/>
+        </w:tabs>
+        <w:ind w:left="1800" w:hanging="360"/>
+      </w:pPr>
+      <w:rPr>
+        <w:rFonts w:ascii="OpenSymbol" w:hAnsi="OpenSymbol" w:cs="OpenSymbol" w:hint="default"/>
+      </w:rPr>
+    </w:lvl>
+    <w:lvl w:ilvl="5">
       <w:start w:val="1"/>
       <w:numFmt w:val="bullet"/>
       <w:lvlText w:val="▪"/>
       <w:lvlJc w:val="left"/>
       <w:pPr>
         <w:tabs>
-          <w:tab w:val="num" w:pos="1440"/>
-        </w:tabs>
-        <w:ind w:left="1440" w:hanging="360"/>
-      </w:pPr>
-      <w:rPr>
-        <w:rFonts w:ascii="OpenSymbol" w:hAnsi="OpenSymbol" w:cs="OpenSymbol" w:hint="default"/>
-      </w:rPr>
-    </w:lvl>
-    <w:lvl w:ilvl="3">
+          <w:tab w:val="num" w:pos="2160"/>
+        </w:tabs>
+        <w:ind w:left="2160" w:hanging="360"/>
+      </w:pPr>
+      <w:rPr>
+        <w:rFonts w:ascii="OpenSymbol" w:hAnsi="OpenSymbol" w:cs="OpenSymbol" w:hint="default"/>
+      </w:rPr>
+    </w:lvl>
+    <w:lvl w:ilvl="6">
       <w:start w:val="1"/>
       <w:numFmt w:val="bullet"/>
       <w:lvlText w:val=""/>
       <w:lvlJc w:val="left"/>
       <w:pPr>
         <w:tabs>
-          <w:tab w:val="num" w:pos="1800"/>
-        </w:tabs>
-        <w:ind w:left="1800" w:hanging="360"/>
+          <w:tab w:val="num" w:pos="2520"/>
+        </w:tabs>
+        <w:ind w:left="2520" w:hanging="360"/>
       </w:pPr>
       <w:rPr>
         <w:rFonts w:ascii="Symbol" w:hAnsi="Symbol" w:cs="Symbol" w:hint="default"/>
       </w:rPr>
     </w:lvl>
-    <w:lvl w:ilvl="4">
+    <w:lvl w:ilvl="7">
       <w:start w:val="1"/>
       <w:numFmt w:val="bullet"/>
       <w:lvlText w:val="◦"/>
       <w:lvlJc w:val="left"/>
       <w:pPr>
         <w:tabs>
-          <w:tab w:val="num" w:pos="2160"/>
-        </w:tabs>
-        <w:ind w:left="2160" w:hanging="360"/>
-      </w:pPr>
-      <w:rPr>
-        <w:rFonts w:ascii="OpenSymbol" w:hAnsi="OpenSymbol" w:cs="OpenSymbol" w:hint="default"/>
-      </w:rPr>
-    </w:lvl>
-    <w:lvl w:ilvl="5">
+          <w:tab w:val="num" w:pos="2880"/>
+        </w:tabs>
+        <w:ind w:left="2880" w:hanging="360"/>
+      </w:pPr>
+      <w:rPr>
+        <w:rFonts w:ascii="OpenSymbol" w:hAnsi="OpenSymbol" w:cs="OpenSymbol" w:hint="default"/>
+      </w:rPr>
+    </w:lvl>
+    <w:lvl w:ilvl="8">
       <w:start w:val="1"/>
       <w:numFmt w:val="bullet"/>
       <w:lvlText w:val="▪"/>
       <w:lvlJc w:val="left"/>
       <w:pPr>
         <w:tabs>
-          <w:tab w:val="num" w:pos="2520"/>
-        </w:tabs>
-        <w:ind w:left="2520" w:hanging="360"/>
-      </w:pPr>
-      <w:rPr>
-        <w:rFonts w:ascii="OpenSymbol" w:hAnsi="OpenSymbol" w:cs="OpenSymbol" w:hint="default"/>
-      </w:rPr>
-    </w:lvl>
-    <w:lvl w:ilvl="6">
-      <w:start w:val="1"/>
-      <w:numFmt w:val="bullet"/>
-      <w:lvlText w:val=""/>
-      <w:lvlJc w:val="left"/>
-      <w:pPr>
-        <w:tabs>
-          <w:tab w:val="num" w:pos="2880"/>
-        </w:tabs>
-        <w:ind w:left="2880" w:hanging="360"/>
-      </w:pPr>
-      <w:rPr>
-        <w:rFonts w:ascii="Symbol" w:hAnsi="Symbol" w:cs="Symbol" w:hint="default"/>
-      </w:rPr>
-    </w:lvl>
-    <w:lvl w:ilvl="7">
-      <w:start w:val="1"/>
-      <w:numFmt w:val="bullet"/>
-      <w:lvlText w:val="◦"/>
-      <w:lvlJc w:val="left"/>
-      <w:pPr>
-        <w:tabs>
           <w:tab w:val="num" w:pos="3240"/>
         </w:tabs>
         <w:ind w:left="3240" w:hanging="360"/>
-      </w:pPr>
-      <w:rPr>
-        <w:rFonts w:ascii="OpenSymbol" w:hAnsi="OpenSymbol" w:cs="OpenSymbol" w:hint="default"/>
-      </w:rPr>
-    </w:lvl>
-    <w:lvl w:ilvl="8">
-      <w:start w:val="1"/>
-      <w:numFmt w:val="bullet"/>
-      <w:lvlText w:val="▪"/>
-      <w:lvlJc w:val="left"/>
-      <w:pPr>
-        <w:tabs>
-          <w:tab w:val="num" w:pos="3600"/>
-        </w:tabs>
-        <w:ind w:left="3600" w:hanging="360"/>
       </w:pPr>
       <w:rPr>
         <w:rFonts w:ascii="OpenSymbol" w:hAnsi="OpenSymbol" w:cs="OpenSymbol" w:hint="default"/>
@@ -3177,6 +3917,143 @@
       <w:lvlJc w:val="left"/>
       <w:pPr>
         <w:tabs>
+          <w:tab w:val="num" w:pos="720"/>
+        </w:tabs>
+        <w:ind w:left="720" w:hanging="360"/>
+      </w:pPr>
+      <w:rPr>
+        <w:rFonts w:ascii="Symbol" w:hAnsi="Symbol" w:cs="Symbol" w:hint="default"/>
+      </w:rPr>
+    </w:lvl>
+    <w:lvl w:ilvl="1">
+      <w:start w:val="1"/>
+      <w:numFmt w:val="bullet"/>
+      <w:lvlText w:val="◦"/>
+      <w:lvlJc w:val="left"/>
+      <w:pPr>
+        <w:tabs>
+          <w:tab w:val="num" w:pos="1080"/>
+        </w:tabs>
+        <w:ind w:left="1080" w:hanging="360"/>
+      </w:pPr>
+      <w:rPr>
+        <w:rFonts w:ascii="OpenSymbol" w:hAnsi="OpenSymbol" w:cs="OpenSymbol" w:hint="default"/>
+      </w:rPr>
+    </w:lvl>
+    <w:lvl w:ilvl="2">
+      <w:start w:val="1"/>
+      <w:numFmt w:val="bullet"/>
+      <w:lvlText w:val="▪"/>
+      <w:lvlJc w:val="left"/>
+      <w:pPr>
+        <w:tabs>
+          <w:tab w:val="num" w:pos="1440"/>
+        </w:tabs>
+        <w:ind w:left="1440" w:hanging="360"/>
+      </w:pPr>
+      <w:rPr>
+        <w:rFonts w:ascii="OpenSymbol" w:hAnsi="OpenSymbol" w:cs="OpenSymbol" w:hint="default"/>
+      </w:rPr>
+    </w:lvl>
+    <w:lvl w:ilvl="3">
+      <w:start w:val="1"/>
+      <w:numFmt w:val="bullet"/>
+      <w:lvlText w:val=""/>
+      <w:lvlJc w:val="left"/>
+      <w:pPr>
+        <w:tabs>
+          <w:tab w:val="num" w:pos="1800"/>
+        </w:tabs>
+        <w:ind w:left="1800" w:hanging="360"/>
+      </w:pPr>
+      <w:rPr>
+        <w:rFonts w:ascii="Symbol" w:hAnsi="Symbol" w:cs="Symbol" w:hint="default"/>
+      </w:rPr>
+    </w:lvl>
+    <w:lvl w:ilvl="4">
+      <w:start w:val="1"/>
+      <w:numFmt w:val="bullet"/>
+      <w:lvlText w:val="◦"/>
+      <w:lvlJc w:val="left"/>
+      <w:pPr>
+        <w:tabs>
+          <w:tab w:val="num" w:pos="2160"/>
+        </w:tabs>
+        <w:ind w:left="2160" w:hanging="360"/>
+      </w:pPr>
+      <w:rPr>
+        <w:rFonts w:ascii="OpenSymbol" w:hAnsi="OpenSymbol" w:cs="OpenSymbol" w:hint="default"/>
+      </w:rPr>
+    </w:lvl>
+    <w:lvl w:ilvl="5">
+      <w:start w:val="1"/>
+      <w:numFmt w:val="bullet"/>
+      <w:lvlText w:val="▪"/>
+      <w:lvlJc w:val="left"/>
+      <w:pPr>
+        <w:tabs>
+          <w:tab w:val="num" w:pos="2520"/>
+        </w:tabs>
+        <w:ind w:left="2520" w:hanging="360"/>
+      </w:pPr>
+      <w:rPr>
+        <w:rFonts w:ascii="OpenSymbol" w:hAnsi="OpenSymbol" w:cs="OpenSymbol" w:hint="default"/>
+      </w:rPr>
+    </w:lvl>
+    <w:lvl w:ilvl="6">
+      <w:start w:val="1"/>
+      <w:numFmt w:val="bullet"/>
+      <w:lvlText w:val=""/>
+      <w:lvlJc w:val="left"/>
+      <w:pPr>
+        <w:tabs>
+          <w:tab w:val="num" w:pos="2880"/>
+        </w:tabs>
+        <w:ind w:left="2880" w:hanging="360"/>
+      </w:pPr>
+      <w:rPr>
+        <w:rFonts w:ascii="Symbol" w:hAnsi="Symbol" w:cs="Symbol" w:hint="default"/>
+      </w:rPr>
+    </w:lvl>
+    <w:lvl w:ilvl="7">
+      <w:start w:val="1"/>
+      <w:numFmt w:val="bullet"/>
+      <w:lvlText w:val="◦"/>
+      <w:lvlJc w:val="left"/>
+      <w:pPr>
+        <w:tabs>
+          <w:tab w:val="num" w:pos="3240"/>
+        </w:tabs>
+        <w:ind w:left="3240" w:hanging="360"/>
+      </w:pPr>
+      <w:rPr>
+        <w:rFonts w:ascii="OpenSymbol" w:hAnsi="OpenSymbol" w:cs="OpenSymbol" w:hint="default"/>
+      </w:rPr>
+    </w:lvl>
+    <w:lvl w:ilvl="8">
+      <w:start w:val="1"/>
+      <w:numFmt w:val="bullet"/>
+      <w:lvlText w:val="▪"/>
+      <w:lvlJc w:val="left"/>
+      <w:pPr>
+        <w:tabs>
+          <w:tab w:val="num" w:pos="3600"/>
+        </w:tabs>
+        <w:ind w:left="3600" w:hanging="360"/>
+      </w:pPr>
+      <w:rPr>
+        <w:rFonts w:ascii="OpenSymbol" w:hAnsi="OpenSymbol" w:cs="OpenSymbol" w:hint="default"/>
+      </w:rPr>
+    </w:lvl>
+  </w:abstractNum>
+  <w:abstractNum w:abstractNumId="8">
+    <w:lvl w:ilvl="0">
+      <w:start w:val="1"/>
+      <w:numFmt w:val="bullet"/>
+      <w:lvlText w:val=""/>
+      <w:lvlJc w:val="left"/>
+      <w:pPr>
+        <w:tabs>
           <w:tab w:val="num" w:pos="360"/>
         </w:tabs>
         <w:ind w:left="360" w:hanging="360"/>
@@ -3300,6 +4177,1376 @@
           <w:tab w:val="num" w:pos="3240"/>
         </w:tabs>
         <w:ind w:left="3240" w:hanging="360"/>
+      </w:pPr>
+      <w:rPr>
+        <w:rFonts w:ascii="OpenSymbol" w:hAnsi="OpenSymbol" w:cs="OpenSymbol" w:hint="default"/>
+      </w:rPr>
+    </w:lvl>
+  </w:abstractNum>
+  <w:abstractNum w:abstractNumId="9">
+    <w:lvl w:ilvl="0">
+      <w:start w:val="1"/>
+      <w:numFmt w:val="bullet"/>
+      <w:lvlText w:val=""/>
+      <w:lvlJc w:val="left"/>
+      <w:pPr>
+        <w:tabs>
+          <w:tab w:val="num" w:pos="720"/>
+        </w:tabs>
+        <w:ind w:left="720" w:hanging="360"/>
+      </w:pPr>
+      <w:rPr>
+        <w:rFonts w:ascii="Symbol" w:hAnsi="Symbol" w:cs="Symbol" w:hint="default"/>
+      </w:rPr>
+    </w:lvl>
+    <w:lvl w:ilvl="1">
+      <w:start w:val="1"/>
+      <w:numFmt w:val="bullet"/>
+      <w:lvlText w:val="◦"/>
+      <w:lvlJc w:val="left"/>
+      <w:pPr>
+        <w:tabs>
+          <w:tab w:val="num" w:pos="1080"/>
+        </w:tabs>
+        <w:ind w:left="1080" w:hanging="360"/>
+      </w:pPr>
+      <w:rPr>
+        <w:rFonts w:ascii="OpenSymbol" w:hAnsi="OpenSymbol" w:cs="OpenSymbol" w:hint="default"/>
+      </w:rPr>
+    </w:lvl>
+    <w:lvl w:ilvl="2">
+      <w:start w:val="1"/>
+      <w:numFmt w:val="bullet"/>
+      <w:lvlText w:val="▪"/>
+      <w:lvlJc w:val="left"/>
+      <w:pPr>
+        <w:tabs>
+          <w:tab w:val="num" w:pos="1440"/>
+        </w:tabs>
+        <w:ind w:left="1440" w:hanging="360"/>
+      </w:pPr>
+      <w:rPr>
+        <w:rFonts w:ascii="OpenSymbol" w:hAnsi="OpenSymbol" w:cs="OpenSymbol" w:hint="default"/>
+      </w:rPr>
+    </w:lvl>
+    <w:lvl w:ilvl="3">
+      <w:start w:val="1"/>
+      <w:numFmt w:val="bullet"/>
+      <w:lvlText w:val=""/>
+      <w:lvlJc w:val="left"/>
+      <w:pPr>
+        <w:tabs>
+          <w:tab w:val="num" w:pos="1800"/>
+        </w:tabs>
+        <w:ind w:left="1800" w:hanging="360"/>
+      </w:pPr>
+      <w:rPr>
+        <w:rFonts w:ascii="Symbol" w:hAnsi="Symbol" w:cs="Symbol" w:hint="default"/>
+      </w:rPr>
+    </w:lvl>
+    <w:lvl w:ilvl="4">
+      <w:start w:val="1"/>
+      <w:numFmt w:val="bullet"/>
+      <w:lvlText w:val="◦"/>
+      <w:lvlJc w:val="left"/>
+      <w:pPr>
+        <w:tabs>
+          <w:tab w:val="num" w:pos="2160"/>
+        </w:tabs>
+        <w:ind w:left="2160" w:hanging="360"/>
+      </w:pPr>
+      <w:rPr>
+        <w:rFonts w:ascii="OpenSymbol" w:hAnsi="OpenSymbol" w:cs="OpenSymbol" w:hint="default"/>
+      </w:rPr>
+    </w:lvl>
+    <w:lvl w:ilvl="5">
+      <w:start w:val="1"/>
+      <w:numFmt w:val="bullet"/>
+      <w:lvlText w:val="▪"/>
+      <w:lvlJc w:val="left"/>
+      <w:pPr>
+        <w:tabs>
+          <w:tab w:val="num" w:pos="2520"/>
+        </w:tabs>
+        <w:ind w:left="2520" w:hanging="360"/>
+      </w:pPr>
+      <w:rPr>
+        <w:rFonts w:ascii="OpenSymbol" w:hAnsi="OpenSymbol" w:cs="OpenSymbol" w:hint="default"/>
+      </w:rPr>
+    </w:lvl>
+    <w:lvl w:ilvl="6">
+      <w:start w:val="1"/>
+      <w:numFmt w:val="bullet"/>
+      <w:lvlText w:val=""/>
+      <w:lvlJc w:val="left"/>
+      <w:pPr>
+        <w:tabs>
+          <w:tab w:val="num" w:pos="2880"/>
+        </w:tabs>
+        <w:ind w:left="2880" w:hanging="360"/>
+      </w:pPr>
+      <w:rPr>
+        <w:rFonts w:ascii="Symbol" w:hAnsi="Symbol" w:cs="Symbol" w:hint="default"/>
+      </w:rPr>
+    </w:lvl>
+    <w:lvl w:ilvl="7">
+      <w:start w:val="1"/>
+      <w:numFmt w:val="bullet"/>
+      <w:lvlText w:val="◦"/>
+      <w:lvlJc w:val="left"/>
+      <w:pPr>
+        <w:tabs>
+          <w:tab w:val="num" w:pos="3240"/>
+        </w:tabs>
+        <w:ind w:left="3240" w:hanging="360"/>
+      </w:pPr>
+      <w:rPr>
+        <w:rFonts w:ascii="OpenSymbol" w:hAnsi="OpenSymbol" w:cs="OpenSymbol" w:hint="default"/>
+      </w:rPr>
+    </w:lvl>
+    <w:lvl w:ilvl="8">
+      <w:start w:val="1"/>
+      <w:numFmt w:val="bullet"/>
+      <w:lvlText w:val="▪"/>
+      <w:lvlJc w:val="left"/>
+      <w:pPr>
+        <w:tabs>
+          <w:tab w:val="num" w:pos="3600"/>
+        </w:tabs>
+        <w:ind w:left="3600" w:hanging="360"/>
+      </w:pPr>
+      <w:rPr>
+        <w:rFonts w:ascii="OpenSymbol" w:hAnsi="OpenSymbol" w:cs="OpenSymbol" w:hint="default"/>
+      </w:rPr>
+    </w:lvl>
+  </w:abstractNum>
+  <w:abstractNum w:abstractNumId="10">
+    <w:lvl w:ilvl="0">
+      <w:start w:val="1"/>
+      <w:numFmt w:val="bullet"/>
+      <w:lvlText w:val=""/>
+      <w:lvlJc w:val="left"/>
+      <w:pPr>
+        <w:tabs>
+          <w:tab w:val="num" w:pos="720"/>
+        </w:tabs>
+        <w:ind w:left="720" w:hanging="360"/>
+      </w:pPr>
+      <w:rPr>
+        <w:rFonts w:ascii="Symbol" w:hAnsi="Symbol" w:cs="Symbol" w:hint="default"/>
+      </w:rPr>
+    </w:lvl>
+    <w:lvl w:ilvl="1">
+      <w:start w:val="1"/>
+      <w:numFmt w:val="bullet"/>
+      <w:lvlText w:val="◦"/>
+      <w:lvlJc w:val="left"/>
+      <w:pPr>
+        <w:tabs>
+          <w:tab w:val="num" w:pos="1080"/>
+        </w:tabs>
+        <w:ind w:left="1080" w:hanging="360"/>
+      </w:pPr>
+      <w:rPr>
+        <w:rFonts w:ascii="OpenSymbol" w:hAnsi="OpenSymbol" w:cs="OpenSymbol" w:hint="default"/>
+      </w:rPr>
+    </w:lvl>
+    <w:lvl w:ilvl="2">
+      <w:start w:val="1"/>
+      <w:numFmt w:val="bullet"/>
+      <w:lvlText w:val="▪"/>
+      <w:lvlJc w:val="left"/>
+      <w:pPr>
+        <w:tabs>
+          <w:tab w:val="num" w:pos="1440"/>
+        </w:tabs>
+        <w:ind w:left="1440" w:hanging="360"/>
+      </w:pPr>
+      <w:rPr>
+        <w:rFonts w:ascii="OpenSymbol" w:hAnsi="OpenSymbol" w:cs="OpenSymbol" w:hint="default"/>
+      </w:rPr>
+    </w:lvl>
+    <w:lvl w:ilvl="3">
+      <w:start w:val="1"/>
+      <w:numFmt w:val="bullet"/>
+      <w:lvlText w:val=""/>
+      <w:lvlJc w:val="left"/>
+      <w:pPr>
+        <w:tabs>
+          <w:tab w:val="num" w:pos="1800"/>
+        </w:tabs>
+        <w:ind w:left="1800" w:hanging="360"/>
+      </w:pPr>
+      <w:rPr>
+        <w:rFonts w:ascii="Symbol" w:hAnsi="Symbol" w:cs="Symbol" w:hint="default"/>
+      </w:rPr>
+    </w:lvl>
+    <w:lvl w:ilvl="4">
+      <w:start w:val="1"/>
+      <w:numFmt w:val="bullet"/>
+      <w:lvlText w:val="◦"/>
+      <w:lvlJc w:val="left"/>
+      <w:pPr>
+        <w:tabs>
+          <w:tab w:val="num" w:pos="2160"/>
+        </w:tabs>
+        <w:ind w:left="2160" w:hanging="360"/>
+      </w:pPr>
+      <w:rPr>
+        <w:rFonts w:ascii="OpenSymbol" w:hAnsi="OpenSymbol" w:cs="OpenSymbol" w:hint="default"/>
+      </w:rPr>
+    </w:lvl>
+    <w:lvl w:ilvl="5">
+      <w:start w:val="1"/>
+      <w:numFmt w:val="bullet"/>
+      <w:lvlText w:val="▪"/>
+      <w:lvlJc w:val="left"/>
+      <w:pPr>
+        <w:tabs>
+          <w:tab w:val="num" w:pos="2520"/>
+        </w:tabs>
+        <w:ind w:left="2520" w:hanging="360"/>
+      </w:pPr>
+      <w:rPr>
+        <w:rFonts w:ascii="OpenSymbol" w:hAnsi="OpenSymbol" w:cs="OpenSymbol" w:hint="default"/>
+      </w:rPr>
+    </w:lvl>
+    <w:lvl w:ilvl="6">
+      <w:start w:val="1"/>
+      <w:numFmt w:val="bullet"/>
+      <w:lvlText w:val=""/>
+      <w:lvlJc w:val="left"/>
+      <w:pPr>
+        <w:tabs>
+          <w:tab w:val="num" w:pos="2880"/>
+        </w:tabs>
+        <w:ind w:left="2880" w:hanging="360"/>
+      </w:pPr>
+      <w:rPr>
+        <w:rFonts w:ascii="Symbol" w:hAnsi="Symbol" w:cs="Symbol" w:hint="default"/>
+      </w:rPr>
+    </w:lvl>
+    <w:lvl w:ilvl="7">
+      <w:start w:val="1"/>
+      <w:numFmt w:val="bullet"/>
+      <w:lvlText w:val="◦"/>
+      <w:lvlJc w:val="left"/>
+      <w:pPr>
+        <w:tabs>
+          <w:tab w:val="num" w:pos="3240"/>
+        </w:tabs>
+        <w:ind w:left="3240" w:hanging="360"/>
+      </w:pPr>
+      <w:rPr>
+        <w:rFonts w:ascii="OpenSymbol" w:hAnsi="OpenSymbol" w:cs="OpenSymbol" w:hint="default"/>
+      </w:rPr>
+    </w:lvl>
+    <w:lvl w:ilvl="8">
+      <w:start w:val="1"/>
+      <w:numFmt w:val="bullet"/>
+      <w:lvlText w:val="▪"/>
+      <w:lvlJc w:val="left"/>
+      <w:pPr>
+        <w:tabs>
+          <w:tab w:val="num" w:pos="3600"/>
+        </w:tabs>
+        <w:ind w:left="3600" w:hanging="360"/>
+      </w:pPr>
+      <w:rPr>
+        <w:rFonts w:ascii="OpenSymbol" w:hAnsi="OpenSymbol" w:cs="OpenSymbol" w:hint="default"/>
+      </w:rPr>
+    </w:lvl>
+  </w:abstractNum>
+  <w:abstractNum w:abstractNumId="11">
+    <w:lvl w:ilvl="0">
+      <w:start w:val="1"/>
+      <w:numFmt w:val="bullet"/>
+      <w:lvlText w:val=""/>
+      <w:lvlJc w:val="left"/>
+      <w:pPr>
+        <w:tabs>
+          <w:tab w:val="num" w:pos="720"/>
+        </w:tabs>
+        <w:ind w:left="720" w:hanging="360"/>
+      </w:pPr>
+      <w:rPr>
+        <w:rFonts w:ascii="Symbol" w:hAnsi="Symbol" w:cs="Symbol" w:hint="default"/>
+      </w:rPr>
+    </w:lvl>
+    <w:lvl w:ilvl="1">
+      <w:start w:val="1"/>
+      <w:numFmt w:val="bullet"/>
+      <w:lvlText w:val="◦"/>
+      <w:lvlJc w:val="left"/>
+      <w:pPr>
+        <w:tabs>
+          <w:tab w:val="num" w:pos="1080"/>
+        </w:tabs>
+        <w:ind w:left="1080" w:hanging="360"/>
+      </w:pPr>
+      <w:rPr>
+        <w:rFonts w:ascii="OpenSymbol" w:hAnsi="OpenSymbol" w:cs="OpenSymbol" w:hint="default"/>
+      </w:rPr>
+    </w:lvl>
+    <w:lvl w:ilvl="2">
+      <w:start w:val="1"/>
+      <w:numFmt w:val="bullet"/>
+      <w:lvlText w:val="▪"/>
+      <w:lvlJc w:val="left"/>
+      <w:pPr>
+        <w:tabs>
+          <w:tab w:val="num" w:pos="1440"/>
+        </w:tabs>
+        <w:ind w:left="1440" w:hanging="360"/>
+      </w:pPr>
+      <w:rPr>
+        <w:rFonts w:ascii="OpenSymbol" w:hAnsi="OpenSymbol" w:cs="OpenSymbol" w:hint="default"/>
+      </w:rPr>
+    </w:lvl>
+    <w:lvl w:ilvl="3">
+      <w:start w:val="1"/>
+      <w:numFmt w:val="bullet"/>
+      <w:lvlText w:val=""/>
+      <w:lvlJc w:val="left"/>
+      <w:pPr>
+        <w:tabs>
+          <w:tab w:val="num" w:pos="1800"/>
+        </w:tabs>
+        <w:ind w:left="1800" w:hanging="360"/>
+      </w:pPr>
+      <w:rPr>
+        <w:rFonts w:ascii="Symbol" w:hAnsi="Symbol" w:cs="Symbol" w:hint="default"/>
+      </w:rPr>
+    </w:lvl>
+    <w:lvl w:ilvl="4">
+      <w:start w:val="1"/>
+      <w:numFmt w:val="bullet"/>
+      <w:lvlText w:val="◦"/>
+      <w:lvlJc w:val="left"/>
+      <w:pPr>
+        <w:tabs>
+          <w:tab w:val="num" w:pos="2160"/>
+        </w:tabs>
+        <w:ind w:left="2160" w:hanging="360"/>
+      </w:pPr>
+      <w:rPr>
+        <w:rFonts w:ascii="OpenSymbol" w:hAnsi="OpenSymbol" w:cs="OpenSymbol" w:hint="default"/>
+      </w:rPr>
+    </w:lvl>
+    <w:lvl w:ilvl="5">
+      <w:start w:val="1"/>
+      <w:numFmt w:val="bullet"/>
+      <w:lvlText w:val="▪"/>
+      <w:lvlJc w:val="left"/>
+      <w:pPr>
+        <w:tabs>
+          <w:tab w:val="num" w:pos="2520"/>
+        </w:tabs>
+        <w:ind w:left="2520" w:hanging="360"/>
+      </w:pPr>
+      <w:rPr>
+        <w:rFonts w:ascii="OpenSymbol" w:hAnsi="OpenSymbol" w:cs="OpenSymbol" w:hint="default"/>
+      </w:rPr>
+    </w:lvl>
+    <w:lvl w:ilvl="6">
+      <w:start w:val="1"/>
+      <w:numFmt w:val="bullet"/>
+      <w:lvlText w:val=""/>
+      <w:lvlJc w:val="left"/>
+      <w:pPr>
+        <w:tabs>
+          <w:tab w:val="num" w:pos="2880"/>
+        </w:tabs>
+        <w:ind w:left="2880" w:hanging="360"/>
+      </w:pPr>
+      <w:rPr>
+        <w:rFonts w:ascii="Symbol" w:hAnsi="Symbol" w:cs="Symbol" w:hint="default"/>
+      </w:rPr>
+    </w:lvl>
+    <w:lvl w:ilvl="7">
+      <w:start w:val="1"/>
+      <w:numFmt w:val="bullet"/>
+      <w:lvlText w:val="◦"/>
+      <w:lvlJc w:val="left"/>
+      <w:pPr>
+        <w:tabs>
+          <w:tab w:val="num" w:pos="3240"/>
+        </w:tabs>
+        <w:ind w:left="3240" w:hanging="360"/>
+      </w:pPr>
+      <w:rPr>
+        <w:rFonts w:ascii="OpenSymbol" w:hAnsi="OpenSymbol" w:cs="OpenSymbol" w:hint="default"/>
+      </w:rPr>
+    </w:lvl>
+    <w:lvl w:ilvl="8">
+      <w:start w:val="1"/>
+      <w:numFmt w:val="bullet"/>
+      <w:lvlText w:val="▪"/>
+      <w:lvlJc w:val="left"/>
+      <w:pPr>
+        <w:tabs>
+          <w:tab w:val="num" w:pos="3600"/>
+        </w:tabs>
+        <w:ind w:left="3600" w:hanging="360"/>
+      </w:pPr>
+      <w:rPr>
+        <w:rFonts w:ascii="OpenSymbol" w:hAnsi="OpenSymbol" w:cs="OpenSymbol" w:hint="default"/>
+      </w:rPr>
+    </w:lvl>
+  </w:abstractNum>
+  <w:abstractNum w:abstractNumId="12">
+    <w:lvl w:ilvl="0">
+      <w:start w:val="1"/>
+      <w:numFmt w:val="bullet"/>
+      <w:lvlText w:val=""/>
+      <w:lvlJc w:val="left"/>
+      <w:pPr>
+        <w:tabs>
+          <w:tab w:val="num" w:pos="720"/>
+        </w:tabs>
+        <w:ind w:left="720" w:hanging="360"/>
+      </w:pPr>
+      <w:rPr>
+        <w:rFonts w:ascii="Symbol" w:hAnsi="Symbol" w:cs="Symbol" w:hint="default"/>
+      </w:rPr>
+    </w:lvl>
+    <w:lvl w:ilvl="1">
+      <w:start w:val="1"/>
+      <w:numFmt w:val="bullet"/>
+      <w:lvlText w:val="◦"/>
+      <w:lvlJc w:val="left"/>
+      <w:pPr>
+        <w:tabs>
+          <w:tab w:val="num" w:pos="1080"/>
+        </w:tabs>
+        <w:ind w:left="1080" w:hanging="360"/>
+      </w:pPr>
+      <w:rPr>
+        <w:rFonts w:ascii="OpenSymbol" w:hAnsi="OpenSymbol" w:cs="OpenSymbol" w:hint="default"/>
+      </w:rPr>
+    </w:lvl>
+    <w:lvl w:ilvl="2">
+      <w:start w:val="1"/>
+      <w:numFmt w:val="bullet"/>
+      <w:lvlText w:val="▪"/>
+      <w:lvlJc w:val="left"/>
+      <w:pPr>
+        <w:tabs>
+          <w:tab w:val="num" w:pos="1440"/>
+        </w:tabs>
+        <w:ind w:left="1440" w:hanging="360"/>
+      </w:pPr>
+      <w:rPr>
+        <w:rFonts w:ascii="OpenSymbol" w:hAnsi="OpenSymbol" w:cs="OpenSymbol" w:hint="default"/>
+      </w:rPr>
+    </w:lvl>
+    <w:lvl w:ilvl="3">
+      <w:start w:val="1"/>
+      <w:numFmt w:val="bullet"/>
+      <w:lvlText w:val=""/>
+      <w:lvlJc w:val="left"/>
+      <w:pPr>
+        <w:tabs>
+          <w:tab w:val="num" w:pos="1800"/>
+        </w:tabs>
+        <w:ind w:left="1800" w:hanging="360"/>
+      </w:pPr>
+      <w:rPr>
+        <w:rFonts w:ascii="Symbol" w:hAnsi="Symbol" w:cs="Symbol" w:hint="default"/>
+      </w:rPr>
+    </w:lvl>
+    <w:lvl w:ilvl="4">
+      <w:start w:val="1"/>
+      <w:numFmt w:val="bullet"/>
+      <w:lvlText w:val="◦"/>
+      <w:lvlJc w:val="left"/>
+      <w:pPr>
+        <w:tabs>
+          <w:tab w:val="num" w:pos="2160"/>
+        </w:tabs>
+        <w:ind w:left="2160" w:hanging="360"/>
+      </w:pPr>
+      <w:rPr>
+        <w:rFonts w:ascii="OpenSymbol" w:hAnsi="OpenSymbol" w:cs="OpenSymbol" w:hint="default"/>
+      </w:rPr>
+    </w:lvl>
+    <w:lvl w:ilvl="5">
+      <w:start w:val="1"/>
+      <w:numFmt w:val="bullet"/>
+      <w:lvlText w:val="▪"/>
+      <w:lvlJc w:val="left"/>
+      <w:pPr>
+        <w:tabs>
+          <w:tab w:val="num" w:pos="2520"/>
+        </w:tabs>
+        <w:ind w:left="2520" w:hanging="360"/>
+      </w:pPr>
+      <w:rPr>
+        <w:rFonts w:ascii="OpenSymbol" w:hAnsi="OpenSymbol" w:cs="OpenSymbol" w:hint="default"/>
+      </w:rPr>
+    </w:lvl>
+    <w:lvl w:ilvl="6">
+      <w:start w:val="1"/>
+      <w:numFmt w:val="bullet"/>
+      <w:lvlText w:val=""/>
+      <w:lvlJc w:val="left"/>
+      <w:pPr>
+        <w:tabs>
+          <w:tab w:val="num" w:pos="2880"/>
+        </w:tabs>
+        <w:ind w:left="2880" w:hanging="360"/>
+      </w:pPr>
+      <w:rPr>
+        <w:rFonts w:ascii="Symbol" w:hAnsi="Symbol" w:cs="Symbol" w:hint="default"/>
+      </w:rPr>
+    </w:lvl>
+    <w:lvl w:ilvl="7">
+      <w:start w:val="1"/>
+      <w:numFmt w:val="bullet"/>
+      <w:lvlText w:val="◦"/>
+      <w:lvlJc w:val="left"/>
+      <w:pPr>
+        <w:tabs>
+          <w:tab w:val="num" w:pos="3240"/>
+        </w:tabs>
+        <w:ind w:left="3240" w:hanging="360"/>
+      </w:pPr>
+      <w:rPr>
+        <w:rFonts w:ascii="OpenSymbol" w:hAnsi="OpenSymbol" w:cs="OpenSymbol" w:hint="default"/>
+      </w:rPr>
+    </w:lvl>
+    <w:lvl w:ilvl="8">
+      <w:start w:val="1"/>
+      <w:numFmt w:val="bullet"/>
+      <w:lvlText w:val="▪"/>
+      <w:lvlJc w:val="left"/>
+      <w:pPr>
+        <w:tabs>
+          <w:tab w:val="num" w:pos="3600"/>
+        </w:tabs>
+        <w:ind w:left="3600" w:hanging="360"/>
+      </w:pPr>
+      <w:rPr>
+        <w:rFonts w:ascii="OpenSymbol" w:hAnsi="OpenSymbol" w:cs="OpenSymbol" w:hint="default"/>
+      </w:rPr>
+    </w:lvl>
+  </w:abstractNum>
+  <w:abstractNum w:abstractNumId="13">
+    <w:lvl w:ilvl="0">
+      <w:start w:val="1"/>
+      <w:numFmt w:val="bullet"/>
+      <w:lvlText w:val=""/>
+      <w:lvlJc w:val="left"/>
+      <w:pPr>
+        <w:tabs>
+          <w:tab w:val="num" w:pos="720"/>
+        </w:tabs>
+        <w:ind w:left="720" w:hanging="360"/>
+      </w:pPr>
+      <w:rPr>
+        <w:rFonts w:ascii="Symbol" w:hAnsi="Symbol" w:cs="Symbol" w:hint="default"/>
+      </w:rPr>
+    </w:lvl>
+    <w:lvl w:ilvl="1">
+      <w:start w:val="1"/>
+      <w:numFmt w:val="bullet"/>
+      <w:lvlText w:val="◦"/>
+      <w:lvlJc w:val="left"/>
+      <w:pPr>
+        <w:tabs>
+          <w:tab w:val="num" w:pos="1080"/>
+        </w:tabs>
+        <w:ind w:left="1080" w:hanging="360"/>
+      </w:pPr>
+      <w:rPr>
+        <w:rFonts w:ascii="OpenSymbol" w:hAnsi="OpenSymbol" w:cs="OpenSymbol" w:hint="default"/>
+      </w:rPr>
+    </w:lvl>
+    <w:lvl w:ilvl="2">
+      <w:start w:val="1"/>
+      <w:numFmt w:val="bullet"/>
+      <w:lvlText w:val="▪"/>
+      <w:lvlJc w:val="left"/>
+      <w:pPr>
+        <w:tabs>
+          <w:tab w:val="num" w:pos="1440"/>
+        </w:tabs>
+        <w:ind w:left="1440" w:hanging="360"/>
+      </w:pPr>
+      <w:rPr>
+        <w:rFonts w:ascii="OpenSymbol" w:hAnsi="OpenSymbol" w:cs="OpenSymbol" w:hint="default"/>
+      </w:rPr>
+    </w:lvl>
+    <w:lvl w:ilvl="3">
+      <w:start w:val="1"/>
+      <w:numFmt w:val="bullet"/>
+      <w:lvlText w:val=""/>
+      <w:lvlJc w:val="left"/>
+      <w:pPr>
+        <w:tabs>
+          <w:tab w:val="num" w:pos="1800"/>
+        </w:tabs>
+        <w:ind w:left="1800" w:hanging="360"/>
+      </w:pPr>
+      <w:rPr>
+        <w:rFonts w:ascii="Symbol" w:hAnsi="Symbol" w:cs="Symbol" w:hint="default"/>
+      </w:rPr>
+    </w:lvl>
+    <w:lvl w:ilvl="4">
+      <w:start w:val="1"/>
+      <w:numFmt w:val="bullet"/>
+      <w:lvlText w:val="◦"/>
+      <w:lvlJc w:val="left"/>
+      <w:pPr>
+        <w:tabs>
+          <w:tab w:val="num" w:pos="2160"/>
+        </w:tabs>
+        <w:ind w:left="2160" w:hanging="360"/>
+      </w:pPr>
+      <w:rPr>
+        <w:rFonts w:ascii="OpenSymbol" w:hAnsi="OpenSymbol" w:cs="OpenSymbol" w:hint="default"/>
+      </w:rPr>
+    </w:lvl>
+    <w:lvl w:ilvl="5">
+      <w:start w:val="1"/>
+      <w:numFmt w:val="bullet"/>
+      <w:lvlText w:val="▪"/>
+      <w:lvlJc w:val="left"/>
+      <w:pPr>
+        <w:tabs>
+          <w:tab w:val="num" w:pos="2520"/>
+        </w:tabs>
+        <w:ind w:left="2520" w:hanging="360"/>
+      </w:pPr>
+      <w:rPr>
+        <w:rFonts w:ascii="OpenSymbol" w:hAnsi="OpenSymbol" w:cs="OpenSymbol" w:hint="default"/>
+      </w:rPr>
+    </w:lvl>
+    <w:lvl w:ilvl="6">
+      <w:start w:val="1"/>
+      <w:numFmt w:val="bullet"/>
+      <w:lvlText w:val=""/>
+      <w:lvlJc w:val="left"/>
+      <w:pPr>
+        <w:tabs>
+          <w:tab w:val="num" w:pos="2880"/>
+        </w:tabs>
+        <w:ind w:left="2880" w:hanging="360"/>
+      </w:pPr>
+      <w:rPr>
+        <w:rFonts w:ascii="Symbol" w:hAnsi="Symbol" w:cs="Symbol" w:hint="default"/>
+      </w:rPr>
+    </w:lvl>
+    <w:lvl w:ilvl="7">
+      <w:start w:val="1"/>
+      <w:numFmt w:val="bullet"/>
+      <w:lvlText w:val="◦"/>
+      <w:lvlJc w:val="left"/>
+      <w:pPr>
+        <w:tabs>
+          <w:tab w:val="num" w:pos="3240"/>
+        </w:tabs>
+        <w:ind w:left="3240" w:hanging="360"/>
+      </w:pPr>
+      <w:rPr>
+        <w:rFonts w:ascii="OpenSymbol" w:hAnsi="OpenSymbol" w:cs="OpenSymbol" w:hint="default"/>
+      </w:rPr>
+    </w:lvl>
+    <w:lvl w:ilvl="8">
+      <w:start w:val="1"/>
+      <w:numFmt w:val="bullet"/>
+      <w:lvlText w:val="▪"/>
+      <w:lvlJc w:val="left"/>
+      <w:pPr>
+        <w:tabs>
+          <w:tab w:val="num" w:pos="3600"/>
+        </w:tabs>
+        <w:ind w:left="3600" w:hanging="360"/>
+      </w:pPr>
+      <w:rPr>
+        <w:rFonts w:ascii="OpenSymbol" w:hAnsi="OpenSymbol" w:cs="OpenSymbol" w:hint="default"/>
+      </w:rPr>
+    </w:lvl>
+  </w:abstractNum>
+  <w:abstractNum w:abstractNumId="14">
+    <w:lvl w:ilvl="0">
+      <w:start w:val="1"/>
+      <w:numFmt w:val="bullet"/>
+      <w:lvlText w:val=""/>
+      <w:lvlJc w:val="left"/>
+      <w:pPr>
+        <w:tabs>
+          <w:tab w:val="num" w:pos="720"/>
+        </w:tabs>
+        <w:ind w:left="720" w:hanging="360"/>
+      </w:pPr>
+      <w:rPr>
+        <w:rFonts w:ascii="Symbol" w:hAnsi="Symbol" w:cs="Symbol" w:hint="default"/>
+      </w:rPr>
+    </w:lvl>
+    <w:lvl w:ilvl="1">
+      <w:start w:val="1"/>
+      <w:numFmt w:val="bullet"/>
+      <w:lvlText w:val="◦"/>
+      <w:lvlJc w:val="left"/>
+      <w:pPr>
+        <w:tabs>
+          <w:tab w:val="num" w:pos="1080"/>
+        </w:tabs>
+        <w:ind w:left="1080" w:hanging="360"/>
+      </w:pPr>
+      <w:rPr>
+        <w:rFonts w:ascii="OpenSymbol" w:hAnsi="OpenSymbol" w:cs="OpenSymbol" w:hint="default"/>
+      </w:rPr>
+    </w:lvl>
+    <w:lvl w:ilvl="2">
+      <w:start w:val="1"/>
+      <w:numFmt w:val="bullet"/>
+      <w:lvlText w:val="▪"/>
+      <w:lvlJc w:val="left"/>
+      <w:pPr>
+        <w:tabs>
+          <w:tab w:val="num" w:pos="1440"/>
+        </w:tabs>
+        <w:ind w:left="1440" w:hanging="360"/>
+      </w:pPr>
+      <w:rPr>
+        <w:rFonts w:ascii="OpenSymbol" w:hAnsi="OpenSymbol" w:cs="OpenSymbol" w:hint="default"/>
+      </w:rPr>
+    </w:lvl>
+    <w:lvl w:ilvl="3">
+      <w:start w:val="1"/>
+      <w:numFmt w:val="bullet"/>
+      <w:lvlText w:val=""/>
+      <w:lvlJc w:val="left"/>
+      <w:pPr>
+        <w:tabs>
+          <w:tab w:val="num" w:pos="1800"/>
+        </w:tabs>
+        <w:ind w:left="1800" w:hanging="360"/>
+      </w:pPr>
+      <w:rPr>
+        <w:rFonts w:ascii="Symbol" w:hAnsi="Symbol" w:cs="Symbol" w:hint="default"/>
+      </w:rPr>
+    </w:lvl>
+    <w:lvl w:ilvl="4">
+      <w:start w:val="1"/>
+      <w:numFmt w:val="bullet"/>
+      <w:lvlText w:val="◦"/>
+      <w:lvlJc w:val="left"/>
+      <w:pPr>
+        <w:tabs>
+          <w:tab w:val="num" w:pos="2160"/>
+        </w:tabs>
+        <w:ind w:left="2160" w:hanging="360"/>
+      </w:pPr>
+      <w:rPr>
+        <w:rFonts w:ascii="OpenSymbol" w:hAnsi="OpenSymbol" w:cs="OpenSymbol" w:hint="default"/>
+      </w:rPr>
+    </w:lvl>
+    <w:lvl w:ilvl="5">
+      <w:start w:val="1"/>
+      <w:numFmt w:val="bullet"/>
+      <w:lvlText w:val="▪"/>
+      <w:lvlJc w:val="left"/>
+      <w:pPr>
+        <w:tabs>
+          <w:tab w:val="num" w:pos="2520"/>
+        </w:tabs>
+        <w:ind w:left="2520" w:hanging="360"/>
+      </w:pPr>
+      <w:rPr>
+        <w:rFonts w:ascii="OpenSymbol" w:hAnsi="OpenSymbol" w:cs="OpenSymbol" w:hint="default"/>
+      </w:rPr>
+    </w:lvl>
+    <w:lvl w:ilvl="6">
+      <w:start w:val="1"/>
+      <w:numFmt w:val="bullet"/>
+      <w:lvlText w:val=""/>
+      <w:lvlJc w:val="left"/>
+      <w:pPr>
+        <w:tabs>
+          <w:tab w:val="num" w:pos="2880"/>
+        </w:tabs>
+        <w:ind w:left="2880" w:hanging="360"/>
+      </w:pPr>
+      <w:rPr>
+        <w:rFonts w:ascii="Symbol" w:hAnsi="Symbol" w:cs="Symbol" w:hint="default"/>
+      </w:rPr>
+    </w:lvl>
+    <w:lvl w:ilvl="7">
+      <w:start w:val="1"/>
+      <w:numFmt w:val="bullet"/>
+      <w:lvlText w:val="◦"/>
+      <w:lvlJc w:val="left"/>
+      <w:pPr>
+        <w:tabs>
+          <w:tab w:val="num" w:pos="3240"/>
+        </w:tabs>
+        <w:ind w:left="3240" w:hanging="360"/>
+      </w:pPr>
+      <w:rPr>
+        <w:rFonts w:ascii="OpenSymbol" w:hAnsi="OpenSymbol" w:cs="OpenSymbol" w:hint="default"/>
+      </w:rPr>
+    </w:lvl>
+    <w:lvl w:ilvl="8">
+      <w:start w:val="1"/>
+      <w:numFmt w:val="bullet"/>
+      <w:lvlText w:val="▪"/>
+      <w:lvlJc w:val="left"/>
+      <w:pPr>
+        <w:tabs>
+          <w:tab w:val="num" w:pos="3600"/>
+        </w:tabs>
+        <w:ind w:left="3600" w:hanging="360"/>
+      </w:pPr>
+      <w:rPr>
+        <w:rFonts w:ascii="OpenSymbol" w:hAnsi="OpenSymbol" w:cs="OpenSymbol" w:hint="default"/>
+      </w:rPr>
+    </w:lvl>
+  </w:abstractNum>
+  <w:abstractNum w:abstractNumId="15">
+    <w:lvl w:ilvl="0">
+      <w:start w:val="1"/>
+      <w:numFmt w:val="bullet"/>
+      <w:lvlText w:val=""/>
+      <w:lvlJc w:val="left"/>
+      <w:pPr>
+        <w:tabs>
+          <w:tab w:val="num" w:pos="720"/>
+        </w:tabs>
+        <w:ind w:left="720" w:hanging="360"/>
+      </w:pPr>
+      <w:rPr>
+        <w:rFonts w:ascii="Symbol" w:hAnsi="Symbol" w:cs="Symbol" w:hint="default"/>
+      </w:rPr>
+    </w:lvl>
+    <w:lvl w:ilvl="1">
+      <w:start w:val="1"/>
+      <w:numFmt w:val="bullet"/>
+      <w:lvlText w:val="◦"/>
+      <w:lvlJc w:val="left"/>
+      <w:pPr>
+        <w:tabs>
+          <w:tab w:val="num" w:pos="1080"/>
+        </w:tabs>
+        <w:ind w:left="1080" w:hanging="360"/>
+      </w:pPr>
+      <w:rPr>
+        <w:rFonts w:ascii="OpenSymbol" w:hAnsi="OpenSymbol" w:cs="OpenSymbol" w:hint="default"/>
+      </w:rPr>
+    </w:lvl>
+    <w:lvl w:ilvl="2">
+      <w:start w:val="1"/>
+      <w:numFmt w:val="bullet"/>
+      <w:lvlText w:val="▪"/>
+      <w:lvlJc w:val="left"/>
+      <w:pPr>
+        <w:tabs>
+          <w:tab w:val="num" w:pos="1440"/>
+        </w:tabs>
+        <w:ind w:left="1440" w:hanging="360"/>
+      </w:pPr>
+      <w:rPr>
+        <w:rFonts w:ascii="OpenSymbol" w:hAnsi="OpenSymbol" w:cs="OpenSymbol" w:hint="default"/>
+      </w:rPr>
+    </w:lvl>
+    <w:lvl w:ilvl="3">
+      <w:start w:val="1"/>
+      <w:numFmt w:val="bullet"/>
+      <w:lvlText w:val=""/>
+      <w:lvlJc w:val="left"/>
+      <w:pPr>
+        <w:tabs>
+          <w:tab w:val="num" w:pos="1800"/>
+        </w:tabs>
+        <w:ind w:left="1800" w:hanging="360"/>
+      </w:pPr>
+      <w:rPr>
+        <w:rFonts w:ascii="Symbol" w:hAnsi="Symbol" w:cs="Symbol" w:hint="default"/>
+      </w:rPr>
+    </w:lvl>
+    <w:lvl w:ilvl="4">
+      <w:start w:val="1"/>
+      <w:numFmt w:val="bullet"/>
+      <w:lvlText w:val="◦"/>
+      <w:lvlJc w:val="left"/>
+      <w:pPr>
+        <w:tabs>
+          <w:tab w:val="num" w:pos="2160"/>
+        </w:tabs>
+        <w:ind w:left="2160" w:hanging="360"/>
+      </w:pPr>
+      <w:rPr>
+        <w:rFonts w:ascii="OpenSymbol" w:hAnsi="OpenSymbol" w:cs="OpenSymbol" w:hint="default"/>
+      </w:rPr>
+    </w:lvl>
+    <w:lvl w:ilvl="5">
+      <w:start w:val="1"/>
+      <w:numFmt w:val="bullet"/>
+      <w:lvlText w:val="▪"/>
+      <w:lvlJc w:val="left"/>
+      <w:pPr>
+        <w:tabs>
+          <w:tab w:val="num" w:pos="2520"/>
+        </w:tabs>
+        <w:ind w:left="2520" w:hanging="360"/>
+      </w:pPr>
+      <w:rPr>
+        <w:rFonts w:ascii="OpenSymbol" w:hAnsi="OpenSymbol" w:cs="OpenSymbol" w:hint="default"/>
+      </w:rPr>
+    </w:lvl>
+    <w:lvl w:ilvl="6">
+      <w:start w:val="1"/>
+      <w:numFmt w:val="bullet"/>
+      <w:lvlText w:val=""/>
+      <w:lvlJc w:val="left"/>
+      <w:pPr>
+        <w:tabs>
+          <w:tab w:val="num" w:pos="2880"/>
+        </w:tabs>
+        <w:ind w:left="2880" w:hanging="360"/>
+      </w:pPr>
+      <w:rPr>
+        <w:rFonts w:ascii="Symbol" w:hAnsi="Symbol" w:cs="Symbol" w:hint="default"/>
+      </w:rPr>
+    </w:lvl>
+    <w:lvl w:ilvl="7">
+      <w:start w:val="1"/>
+      <w:numFmt w:val="bullet"/>
+      <w:lvlText w:val="◦"/>
+      <w:lvlJc w:val="left"/>
+      <w:pPr>
+        <w:tabs>
+          <w:tab w:val="num" w:pos="3240"/>
+        </w:tabs>
+        <w:ind w:left="3240" w:hanging="360"/>
+      </w:pPr>
+      <w:rPr>
+        <w:rFonts w:ascii="OpenSymbol" w:hAnsi="OpenSymbol" w:cs="OpenSymbol" w:hint="default"/>
+      </w:rPr>
+    </w:lvl>
+    <w:lvl w:ilvl="8">
+      <w:start w:val="1"/>
+      <w:numFmt w:val="bullet"/>
+      <w:lvlText w:val="▪"/>
+      <w:lvlJc w:val="left"/>
+      <w:pPr>
+        <w:tabs>
+          <w:tab w:val="num" w:pos="3600"/>
+        </w:tabs>
+        <w:ind w:left="3600" w:hanging="360"/>
+      </w:pPr>
+      <w:rPr>
+        <w:rFonts w:ascii="OpenSymbol" w:hAnsi="OpenSymbol" w:cs="OpenSymbol" w:hint="default"/>
+      </w:rPr>
+    </w:lvl>
+  </w:abstractNum>
+  <w:abstractNum w:abstractNumId="16">
+    <w:lvl w:ilvl="0">
+      <w:start w:val="1"/>
+      <w:numFmt w:val="bullet"/>
+      <w:lvlText w:val=""/>
+      <w:lvlJc w:val="left"/>
+      <w:pPr>
+        <w:tabs>
+          <w:tab w:val="num" w:pos="720"/>
+        </w:tabs>
+        <w:ind w:left="720" w:hanging="360"/>
+      </w:pPr>
+      <w:rPr>
+        <w:rFonts w:ascii="Symbol" w:hAnsi="Symbol" w:cs="Symbol" w:hint="default"/>
+      </w:rPr>
+    </w:lvl>
+    <w:lvl w:ilvl="1">
+      <w:start w:val="1"/>
+      <w:numFmt w:val="bullet"/>
+      <w:lvlText w:val="◦"/>
+      <w:lvlJc w:val="left"/>
+      <w:pPr>
+        <w:tabs>
+          <w:tab w:val="num" w:pos="1080"/>
+        </w:tabs>
+        <w:ind w:left="1080" w:hanging="360"/>
+      </w:pPr>
+      <w:rPr>
+        <w:rFonts w:ascii="OpenSymbol" w:hAnsi="OpenSymbol" w:cs="OpenSymbol" w:hint="default"/>
+      </w:rPr>
+    </w:lvl>
+    <w:lvl w:ilvl="2">
+      <w:start w:val="1"/>
+      <w:numFmt w:val="bullet"/>
+      <w:lvlText w:val="▪"/>
+      <w:lvlJc w:val="left"/>
+      <w:pPr>
+        <w:tabs>
+          <w:tab w:val="num" w:pos="1440"/>
+        </w:tabs>
+        <w:ind w:left="1440" w:hanging="360"/>
+      </w:pPr>
+      <w:rPr>
+        <w:rFonts w:ascii="OpenSymbol" w:hAnsi="OpenSymbol" w:cs="OpenSymbol" w:hint="default"/>
+      </w:rPr>
+    </w:lvl>
+    <w:lvl w:ilvl="3">
+      <w:start w:val="1"/>
+      <w:numFmt w:val="bullet"/>
+      <w:lvlText w:val=""/>
+      <w:lvlJc w:val="left"/>
+      <w:pPr>
+        <w:tabs>
+          <w:tab w:val="num" w:pos="1800"/>
+        </w:tabs>
+        <w:ind w:left="1800" w:hanging="360"/>
+      </w:pPr>
+      <w:rPr>
+        <w:rFonts w:ascii="Symbol" w:hAnsi="Symbol" w:cs="Symbol" w:hint="default"/>
+      </w:rPr>
+    </w:lvl>
+    <w:lvl w:ilvl="4">
+      <w:start w:val="1"/>
+      <w:numFmt w:val="bullet"/>
+      <w:lvlText w:val="◦"/>
+      <w:lvlJc w:val="left"/>
+      <w:pPr>
+        <w:tabs>
+          <w:tab w:val="num" w:pos="2160"/>
+        </w:tabs>
+        <w:ind w:left="2160" w:hanging="360"/>
+      </w:pPr>
+      <w:rPr>
+        <w:rFonts w:ascii="OpenSymbol" w:hAnsi="OpenSymbol" w:cs="OpenSymbol" w:hint="default"/>
+      </w:rPr>
+    </w:lvl>
+    <w:lvl w:ilvl="5">
+      <w:start w:val="1"/>
+      <w:numFmt w:val="bullet"/>
+      <w:lvlText w:val="▪"/>
+      <w:lvlJc w:val="left"/>
+      <w:pPr>
+        <w:tabs>
+          <w:tab w:val="num" w:pos="2520"/>
+        </w:tabs>
+        <w:ind w:left="2520" w:hanging="360"/>
+      </w:pPr>
+      <w:rPr>
+        <w:rFonts w:ascii="OpenSymbol" w:hAnsi="OpenSymbol" w:cs="OpenSymbol" w:hint="default"/>
+      </w:rPr>
+    </w:lvl>
+    <w:lvl w:ilvl="6">
+      <w:start w:val="1"/>
+      <w:numFmt w:val="bullet"/>
+      <w:lvlText w:val=""/>
+      <w:lvlJc w:val="left"/>
+      <w:pPr>
+        <w:tabs>
+          <w:tab w:val="num" w:pos="2880"/>
+        </w:tabs>
+        <w:ind w:left="2880" w:hanging="360"/>
+      </w:pPr>
+      <w:rPr>
+        <w:rFonts w:ascii="Symbol" w:hAnsi="Symbol" w:cs="Symbol" w:hint="default"/>
+      </w:rPr>
+    </w:lvl>
+    <w:lvl w:ilvl="7">
+      <w:start w:val="1"/>
+      <w:numFmt w:val="bullet"/>
+      <w:lvlText w:val="◦"/>
+      <w:lvlJc w:val="left"/>
+      <w:pPr>
+        <w:tabs>
+          <w:tab w:val="num" w:pos="3240"/>
+        </w:tabs>
+        <w:ind w:left="3240" w:hanging="360"/>
+      </w:pPr>
+      <w:rPr>
+        <w:rFonts w:ascii="OpenSymbol" w:hAnsi="OpenSymbol" w:cs="OpenSymbol" w:hint="default"/>
+      </w:rPr>
+    </w:lvl>
+    <w:lvl w:ilvl="8">
+      <w:start w:val="1"/>
+      <w:numFmt w:val="bullet"/>
+      <w:lvlText w:val="▪"/>
+      <w:lvlJc w:val="left"/>
+      <w:pPr>
+        <w:tabs>
+          <w:tab w:val="num" w:pos="3600"/>
+        </w:tabs>
+        <w:ind w:left="3600" w:hanging="360"/>
+      </w:pPr>
+      <w:rPr>
+        <w:rFonts w:ascii="OpenSymbol" w:hAnsi="OpenSymbol" w:cs="OpenSymbol" w:hint="default"/>
+      </w:rPr>
+    </w:lvl>
+  </w:abstractNum>
+  <w:abstractNum w:abstractNumId="17">
+    <w:lvl w:ilvl="0">
+      <w:start w:val="1"/>
+      <w:numFmt w:val="bullet"/>
+      <w:lvlText w:val=""/>
+      <w:lvlJc w:val="left"/>
+      <w:pPr>
+        <w:tabs>
+          <w:tab w:val="num" w:pos="720"/>
+        </w:tabs>
+        <w:ind w:left="720" w:hanging="360"/>
+      </w:pPr>
+      <w:rPr>
+        <w:rFonts w:ascii="Symbol" w:hAnsi="Symbol" w:cs="Symbol" w:hint="default"/>
+      </w:rPr>
+    </w:lvl>
+    <w:lvl w:ilvl="1">
+      <w:start w:val="1"/>
+      <w:numFmt w:val="bullet"/>
+      <w:lvlText w:val="◦"/>
+      <w:lvlJc w:val="left"/>
+      <w:pPr>
+        <w:tabs>
+          <w:tab w:val="num" w:pos="1080"/>
+        </w:tabs>
+        <w:ind w:left="1080" w:hanging="360"/>
+      </w:pPr>
+      <w:rPr>
+        <w:rFonts w:ascii="OpenSymbol" w:hAnsi="OpenSymbol" w:cs="OpenSymbol" w:hint="default"/>
+      </w:rPr>
+    </w:lvl>
+    <w:lvl w:ilvl="2">
+      <w:start w:val="1"/>
+      <w:numFmt w:val="bullet"/>
+      <w:lvlText w:val="▪"/>
+      <w:lvlJc w:val="left"/>
+      <w:pPr>
+        <w:tabs>
+          <w:tab w:val="num" w:pos="1440"/>
+        </w:tabs>
+        <w:ind w:left="1440" w:hanging="360"/>
+      </w:pPr>
+      <w:rPr>
+        <w:rFonts w:ascii="OpenSymbol" w:hAnsi="OpenSymbol" w:cs="OpenSymbol" w:hint="default"/>
+      </w:rPr>
+    </w:lvl>
+    <w:lvl w:ilvl="3">
+      <w:start w:val="1"/>
+      <w:numFmt w:val="bullet"/>
+      <w:lvlText w:val=""/>
+      <w:lvlJc w:val="left"/>
+      <w:pPr>
+        <w:tabs>
+          <w:tab w:val="num" w:pos="1800"/>
+        </w:tabs>
+        <w:ind w:left="1800" w:hanging="360"/>
+      </w:pPr>
+      <w:rPr>
+        <w:rFonts w:ascii="Symbol" w:hAnsi="Symbol" w:cs="Symbol" w:hint="default"/>
+      </w:rPr>
+    </w:lvl>
+    <w:lvl w:ilvl="4">
+      <w:start w:val="1"/>
+      <w:numFmt w:val="bullet"/>
+      <w:lvlText w:val="◦"/>
+      <w:lvlJc w:val="left"/>
+      <w:pPr>
+        <w:tabs>
+          <w:tab w:val="num" w:pos="2160"/>
+        </w:tabs>
+        <w:ind w:left="2160" w:hanging="360"/>
+      </w:pPr>
+      <w:rPr>
+        <w:rFonts w:ascii="OpenSymbol" w:hAnsi="OpenSymbol" w:cs="OpenSymbol" w:hint="default"/>
+      </w:rPr>
+    </w:lvl>
+    <w:lvl w:ilvl="5">
+      <w:start w:val="1"/>
+      <w:numFmt w:val="bullet"/>
+      <w:lvlText w:val="▪"/>
+      <w:lvlJc w:val="left"/>
+      <w:pPr>
+        <w:tabs>
+          <w:tab w:val="num" w:pos="2520"/>
+        </w:tabs>
+        <w:ind w:left="2520" w:hanging="360"/>
+      </w:pPr>
+      <w:rPr>
+        <w:rFonts w:ascii="OpenSymbol" w:hAnsi="OpenSymbol" w:cs="OpenSymbol" w:hint="default"/>
+      </w:rPr>
+    </w:lvl>
+    <w:lvl w:ilvl="6">
+      <w:start w:val="1"/>
+      <w:numFmt w:val="bullet"/>
+      <w:lvlText w:val=""/>
+      <w:lvlJc w:val="left"/>
+      <w:pPr>
+        <w:tabs>
+          <w:tab w:val="num" w:pos="2880"/>
+        </w:tabs>
+        <w:ind w:left="2880" w:hanging="360"/>
+      </w:pPr>
+      <w:rPr>
+        <w:rFonts w:ascii="Symbol" w:hAnsi="Symbol" w:cs="Symbol" w:hint="default"/>
+      </w:rPr>
+    </w:lvl>
+    <w:lvl w:ilvl="7">
+      <w:start w:val="1"/>
+      <w:numFmt w:val="bullet"/>
+      <w:lvlText w:val="◦"/>
+      <w:lvlJc w:val="left"/>
+      <w:pPr>
+        <w:tabs>
+          <w:tab w:val="num" w:pos="3240"/>
+        </w:tabs>
+        <w:ind w:left="3240" w:hanging="360"/>
+      </w:pPr>
+      <w:rPr>
+        <w:rFonts w:ascii="OpenSymbol" w:hAnsi="OpenSymbol" w:cs="OpenSymbol" w:hint="default"/>
+      </w:rPr>
+    </w:lvl>
+    <w:lvl w:ilvl="8">
+      <w:start w:val="1"/>
+      <w:numFmt w:val="bullet"/>
+      <w:lvlText w:val="▪"/>
+      <w:lvlJc w:val="left"/>
+      <w:pPr>
+        <w:tabs>
+          <w:tab w:val="num" w:pos="3600"/>
+        </w:tabs>
+        <w:ind w:left="3600" w:hanging="360"/>
+      </w:pPr>
+      <w:rPr>
+        <w:rFonts w:ascii="OpenSymbol" w:hAnsi="OpenSymbol" w:cs="OpenSymbol" w:hint="default"/>
+      </w:rPr>
+    </w:lvl>
+  </w:abstractNum>
+  <w:abstractNum w:abstractNumId="18">
+    <w:lvl w:ilvl="0">
+      <w:start w:val="1"/>
+      <w:numFmt w:val="bullet"/>
+      <w:lvlText w:val=""/>
+      <w:lvlJc w:val="left"/>
+      <w:pPr>
+        <w:tabs>
+          <w:tab w:val="num" w:pos="720"/>
+        </w:tabs>
+        <w:ind w:left="720" w:hanging="360"/>
+      </w:pPr>
+      <w:rPr>
+        <w:rFonts w:ascii="Symbol" w:hAnsi="Symbol" w:cs="Symbol" w:hint="default"/>
+      </w:rPr>
+    </w:lvl>
+    <w:lvl w:ilvl="1">
+      <w:start w:val="1"/>
+      <w:numFmt w:val="bullet"/>
+      <w:lvlText w:val="◦"/>
+      <w:lvlJc w:val="left"/>
+      <w:pPr>
+        <w:tabs>
+          <w:tab w:val="num" w:pos="1080"/>
+        </w:tabs>
+        <w:ind w:left="1080" w:hanging="360"/>
+      </w:pPr>
+      <w:rPr>
+        <w:rFonts w:ascii="OpenSymbol" w:hAnsi="OpenSymbol" w:cs="OpenSymbol" w:hint="default"/>
+      </w:rPr>
+    </w:lvl>
+    <w:lvl w:ilvl="2">
+      <w:start w:val="1"/>
+      <w:numFmt w:val="bullet"/>
+      <w:lvlText w:val="▪"/>
+      <w:lvlJc w:val="left"/>
+      <w:pPr>
+        <w:tabs>
+          <w:tab w:val="num" w:pos="1440"/>
+        </w:tabs>
+        <w:ind w:left="1440" w:hanging="360"/>
+      </w:pPr>
+      <w:rPr>
+        <w:rFonts w:ascii="OpenSymbol" w:hAnsi="OpenSymbol" w:cs="OpenSymbol" w:hint="default"/>
+      </w:rPr>
+    </w:lvl>
+    <w:lvl w:ilvl="3">
+      <w:start w:val="1"/>
+      <w:numFmt w:val="bullet"/>
+      <w:lvlText w:val=""/>
+      <w:lvlJc w:val="left"/>
+      <w:pPr>
+        <w:tabs>
+          <w:tab w:val="num" w:pos="1800"/>
+        </w:tabs>
+        <w:ind w:left="1800" w:hanging="360"/>
+      </w:pPr>
+      <w:rPr>
+        <w:rFonts w:ascii="Symbol" w:hAnsi="Symbol" w:cs="Symbol" w:hint="default"/>
+      </w:rPr>
+    </w:lvl>
+    <w:lvl w:ilvl="4">
+      <w:start w:val="1"/>
+      <w:numFmt w:val="bullet"/>
+      <w:lvlText w:val="◦"/>
+      <w:lvlJc w:val="left"/>
+      <w:pPr>
+        <w:tabs>
+          <w:tab w:val="num" w:pos="2160"/>
+        </w:tabs>
+        <w:ind w:left="2160" w:hanging="360"/>
+      </w:pPr>
+      <w:rPr>
+        <w:rFonts w:ascii="OpenSymbol" w:hAnsi="OpenSymbol" w:cs="OpenSymbol" w:hint="default"/>
+      </w:rPr>
+    </w:lvl>
+    <w:lvl w:ilvl="5">
+      <w:start w:val="1"/>
+      <w:numFmt w:val="bullet"/>
+      <w:lvlText w:val="▪"/>
+      <w:lvlJc w:val="left"/>
+      <w:pPr>
+        <w:tabs>
+          <w:tab w:val="num" w:pos="2520"/>
+        </w:tabs>
+        <w:ind w:left="2520" w:hanging="360"/>
+      </w:pPr>
+      <w:rPr>
+        <w:rFonts w:ascii="OpenSymbol" w:hAnsi="OpenSymbol" w:cs="OpenSymbol" w:hint="default"/>
+      </w:rPr>
+    </w:lvl>
+    <w:lvl w:ilvl="6">
+      <w:start w:val="1"/>
+      <w:numFmt w:val="bullet"/>
+      <w:lvlText w:val=""/>
+      <w:lvlJc w:val="left"/>
+      <w:pPr>
+        <w:tabs>
+          <w:tab w:val="num" w:pos="2880"/>
+        </w:tabs>
+        <w:ind w:left="2880" w:hanging="360"/>
+      </w:pPr>
+      <w:rPr>
+        <w:rFonts w:ascii="Symbol" w:hAnsi="Symbol" w:cs="Symbol" w:hint="default"/>
+      </w:rPr>
+    </w:lvl>
+    <w:lvl w:ilvl="7">
+      <w:start w:val="1"/>
+      <w:numFmt w:val="bullet"/>
+      <w:lvlText w:val="◦"/>
+      <w:lvlJc w:val="left"/>
+      <w:pPr>
+        <w:tabs>
+          <w:tab w:val="num" w:pos="3240"/>
+        </w:tabs>
+        <w:ind w:left="3240" w:hanging="360"/>
+      </w:pPr>
+      <w:rPr>
+        <w:rFonts w:ascii="OpenSymbol" w:hAnsi="OpenSymbol" w:cs="OpenSymbol" w:hint="default"/>
+      </w:rPr>
+    </w:lvl>
+    <w:lvl w:ilvl="8">
+      <w:start w:val="1"/>
+      <w:numFmt w:val="bullet"/>
+      <w:lvlText w:val="▪"/>
+      <w:lvlJc w:val="left"/>
+      <w:pPr>
+        <w:tabs>
+          <w:tab w:val="num" w:pos="3600"/>
+        </w:tabs>
+        <w:ind w:left="3600" w:hanging="360"/>
       </w:pPr>
       <w:rPr>
         <w:rFonts w:ascii="OpenSymbol" w:hAnsi="OpenSymbol" w:cs="OpenSymbol" w:hint="default"/>
@@ -3327,6 +5574,39 @@
   <w:num w:numId="7">
     <w:abstractNumId w:val="7"/>
   </w:num>
+  <w:num w:numId="8">
+    <w:abstractNumId w:val="8"/>
+  </w:num>
+  <w:num w:numId="9">
+    <w:abstractNumId w:val="9"/>
+  </w:num>
+  <w:num w:numId="10">
+    <w:abstractNumId w:val="10"/>
+  </w:num>
+  <w:num w:numId="11">
+    <w:abstractNumId w:val="11"/>
+  </w:num>
+  <w:num w:numId="12">
+    <w:abstractNumId w:val="12"/>
+  </w:num>
+  <w:num w:numId="13">
+    <w:abstractNumId w:val="13"/>
+  </w:num>
+  <w:num w:numId="14">
+    <w:abstractNumId w:val="14"/>
+  </w:num>
+  <w:num w:numId="15">
+    <w:abstractNumId w:val="15"/>
+  </w:num>
+  <w:num w:numId="16">
+    <w:abstractNumId w:val="16"/>
+  </w:num>
+  <w:num w:numId="17">
+    <w:abstractNumId w:val="17"/>
+  </w:num>
+  <w:num w:numId="18">
+    <w:abstractNumId w:val="18"/>
+  </w:num>
 </w:numbering>
 </file>
 
@@ -3344,7 +5624,6 @@
     </w:rPrDefault>
     <w:pPrDefault>
       <w:pPr>
-        <w:widowControl/>
         <w:suppressAutoHyphens w:val="true"/>
       </w:pPr>
     </w:pPrDefault>
@@ -3354,7 +5633,10 @@
     <w:qFormat/>
     <w:pPr>
       <w:widowControl/>
+      <w:suppressAutoHyphens w:val="true"/>
       <w:bidi w:val="0"/>
+      <w:spacing w:before="0" w:after="0"/>
+      <w:jc w:val="left"/>
     </w:pPr>
     <w:rPr>
       <w:rFonts w:ascii="Liberation Serif" w:hAnsi="Liberation Serif" w:eastAsia="Noto Serif CJK SC" w:cs="Lohit Devanagari"/>
@@ -3373,7 +5655,7 @@
     <w:pPr>
       <w:numPr>
         <w:ilvl w:val="0"/>
-        <w:numId w:val="1"/>
+        <w:numId w:val="2"/>
       </w:numPr>
       <w:spacing w:before="240" w:after="120"/>
       <w:outlineLvl w:val="0"/>
@@ -3393,7 +5675,7 @@
     <w:pPr>
       <w:numPr>
         <w:ilvl w:val="1"/>
-        <w:numId w:val="1"/>
+        <w:numId w:val="2"/>
       </w:numPr>
       <w:spacing w:before="200" w:after="120"/>
       <w:outlineLvl w:val="1"/>
@@ -3413,7 +5695,7 @@
     <w:pPr>
       <w:numPr>
         <w:ilvl w:val="2"/>
-        <w:numId w:val="1"/>
+        <w:numId w:val="2"/>
       </w:numPr>
       <w:spacing w:before="140" w:after="120"/>
       <w:outlineLvl w:val="2"/>
